--- a/resume.docx
+++ b/resume.docx
@@ -13,59 +13,12 @@
       </w:pPr>
       <w:r>
         <w:rPr>
-          <w:noProof/>
+          <w:b/>
+          <w:color w:val="000000"/>
           <w:sz w:val="32"/>
           <w:szCs w:val="32"/>
         </w:rPr>
-        <w:drawing>
-          <wp:anchor distT="0" distB="0" distL="0" distR="0" simplePos="0" relativeHeight="251658240" behindDoc="0" locked="0" layoutInCell="1" hidden="0" allowOverlap="1" wp14:anchorId="77E09B18" wp14:editId="2BC87287">
-            <wp:simplePos x="0" y="0"/>
-            <wp:positionH relativeFrom="column">
-              <wp:posOffset>7184390</wp:posOffset>
-            </wp:positionH>
-            <wp:positionV relativeFrom="paragraph">
-              <wp:posOffset>9525</wp:posOffset>
-            </wp:positionV>
-            <wp:extent cx="1409700" cy="1552575"/>
-            <wp:effectExtent l="0" t="0" r="0" b="9525"/>
-            <wp:wrapSquare wrapText="bothSides" distT="0" distB="0" distL="0" distR="0"/>
-            <wp:docPr id="2" name="image1.jpg"/>
-            <wp:cNvGraphicFramePr/>
-            <a:graphic xmlns:a="http://schemas.openxmlformats.org/drawingml/2006/main">
-              <a:graphicData uri="http://schemas.openxmlformats.org/drawingml/2006/picture">
-                <pic:pic xmlns:pic="http://schemas.openxmlformats.org/drawingml/2006/picture">
-                  <pic:nvPicPr>
-                    <pic:cNvPr id="0" name="image1.jpg"/>
-                    <pic:cNvPicPr preferRelativeResize="0"/>
-                  </pic:nvPicPr>
-                  <pic:blipFill>
-                    <a:blip r:embed="rId9"/>
-                    <a:srcRect b="15473"/>
-                    <a:stretch>
-                      <a:fillRect/>
-                    </a:stretch>
-                  </pic:blipFill>
-                  <pic:spPr>
-                    <a:xfrm>
-                      <a:off x="0" y="0"/>
-                      <a:ext cx="1409700" cy="1552575"/>
-                    </a:xfrm>
-                    <a:prstGeom prst="rect">
-                      <a:avLst/>
-                    </a:prstGeom>
-                    <a:ln/>
-                  </pic:spPr>
-                </pic:pic>
-              </a:graphicData>
-            </a:graphic>
-            <wp14:sizeRelH relativeFrom="margin">
-              <wp14:pctWidth>0</wp14:pctWidth>
-            </wp14:sizeRelH>
-            <wp14:sizeRelV relativeFrom="margin">
-              <wp14:pctHeight>0</wp14:pctHeight>
-            </wp14:sizeRelV>
-          </wp:anchor>
-        </w:drawing>
+        <w:t>Ms.</w:t>
       </w:r>
       <w:r>
         <w:rPr>
@@ -74,7 +27,7 @@
           <w:sz w:val="32"/>
           <w:szCs w:val="32"/>
         </w:rPr>
-        <w:t>Ms.</w:t>
+        <w:t xml:space="preserve"> </w:t>
       </w:r>
       <w:r>
         <w:rPr>
@@ -83,7 +36,7 @@
           <w:sz w:val="32"/>
           <w:szCs w:val="32"/>
         </w:rPr>
-        <w:t xml:space="preserve"> </w:t>
+        <w:t xml:space="preserve">Manjusha Gopal Katkhede     </w:t>
       </w:r>
       <w:r>
         <w:rPr>
@@ -92,7 +45,7 @@
           <w:sz w:val="32"/>
           <w:szCs w:val="32"/>
         </w:rPr>
-        <w:t xml:space="preserve">Manjusha Gopal Katkhede     </w:t>
+        <w:tab/>
       </w:r>
       <w:r>
         <w:rPr>
@@ -112,13 +65,76 @@
         </w:rPr>
         <w:tab/>
       </w:r>
-      <w:r>
-        <w:rPr>
-          <w:b/>
-          <w:color w:val="000000"/>
+    </w:p>
+    <w:p>
+      <w:pPr>
+        <w:rPr>
           <w:sz w:val="32"/>
           <w:szCs w:val="32"/>
         </w:rPr>
+      </w:pPr>
+      <w:r>
+        <w:rPr>
+          <w:b/>
+          <w:color w:val="000000"/>
+          <w:sz w:val="32"/>
+          <w:szCs w:val="32"/>
+        </w:rPr>
+        <w:t xml:space="preserve">Computer Engineering Student.  </w:t>
+      </w:r>
+      <w:r>
+        <w:rPr>
+          <w:b/>
+          <w:color w:val="000000"/>
+          <w:sz w:val="32"/>
+          <w:szCs w:val="32"/>
+        </w:rPr>
+        <w:tab/>
+      </w:r>
+      <w:r>
+        <w:rPr>
+          <w:b/>
+          <w:color w:val="000000"/>
+          <w:sz w:val="32"/>
+          <w:szCs w:val="32"/>
+        </w:rPr>
+        <w:tab/>
+      </w:r>
+      <w:r>
+        <w:rPr>
+          <w:b/>
+          <w:color w:val="000000"/>
+          <w:sz w:val="32"/>
+          <w:szCs w:val="32"/>
+        </w:rPr>
+        <w:tab/>
+        <w:t xml:space="preserve">   </w:t>
+      </w:r>
+      <w:r>
+        <w:rPr>
+          <w:b/>
+          <w:color w:val="000000"/>
+          <w:sz w:val="32"/>
+          <w:szCs w:val="32"/>
+        </w:rPr>
+        <w:tab/>
+      </w:r>
+      <w:r>
+        <w:rPr>
+          <w:b/>
+          <w:color w:val="000000"/>
+          <w:sz w:val="32"/>
+          <w:szCs w:val="32"/>
+        </w:rPr>
+        <w:tab/>
+      </w:r>
+      <w:r>
+        <w:rPr>
+          <w:b/>
+          <w:color w:val="000000"/>
+          <w:sz w:val="32"/>
+          <w:szCs w:val="32"/>
+        </w:rPr>
         <w:tab/>
       </w:r>
     </w:p>
@@ -136,7 +152,7 @@
           <w:sz w:val="32"/>
           <w:szCs w:val="32"/>
         </w:rPr>
-        <w:t xml:space="preserve">Computer Engineering Student.  </w:t>
+        <w:t xml:space="preserve">Phone : 91+7083508673   </w:t>
       </w:r>
       <w:r>
         <w:rPr>
@@ -164,7 +180,6 @@
           <w:szCs w:val="32"/>
         </w:rPr>
         <w:tab/>
-        <w:t xml:space="preserve">   </w:t>
       </w:r>
       <w:r>
         <w:rPr>
@@ -192,6 +207,17 @@
           <w:szCs w:val="32"/>
         </w:rPr>
         <w:tab/>
+        <w:t xml:space="preserve">        </w:t>
+      </w:r>
+      <w:r>
+        <w:rPr>
+          <w:b/>
+          <w:color w:val="000000"/>
+          <w:sz w:val="32"/>
+          <w:szCs w:val="32"/>
+        </w:rPr>
+        <w:tab/>
+        <w:t xml:space="preserve">      </w:t>
       </w:r>
     </w:p>
     <w:p>
@@ -201,7 +227,6 @@
           <w:szCs w:val="32"/>
         </w:rPr>
       </w:pPr>
-      <w:proofErr w:type="gramStart"/>
       <w:r>
         <w:rPr>
           <w:b/>
@@ -209,202 +234,194 @@
           <w:sz w:val="32"/>
           <w:szCs w:val="32"/>
         </w:rPr>
-        <w:t>Phone :</w:t>
-      </w:r>
-      <w:proofErr w:type="gramEnd"/>
-      <w:r>
-        <w:rPr>
-          <w:b/>
-          <w:color w:val="000000"/>
-          <w:sz w:val="32"/>
-          <w:szCs w:val="32"/>
-        </w:rPr>
-        <w:t xml:space="preserve"> 91+7083508673   </w:t>
-      </w:r>
-      <w:r>
-        <w:rPr>
-          <w:b/>
-          <w:color w:val="000000"/>
-          <w:sz w:val="32"/>
-          <w:szCs w:val="32"/>
-        </w:rPr>
-        <w:tab/>
-      </w:r>
-      <w:r>
-        <w:rPr>
-          <w:b/>
-          <w:color w:val="000000"/>
-          <w:sz w:val="32"/>
-          <w:szCs w:val="32"/>
-        </w:rPr>
-        <w:tab/>
-      </w:r>
-      <w:r>
-        <w:rPr>
-          <w:b/>
-          <w:color w:val="000000"/>
-          <w:sz w:val="32"/>
-          <w:szCs w:val="32"/>
-        </w:rPr>
-        <w:tab/>
-      </w:r>
-      <w:r>
-        <w:rPr>
-          <w:b/>
-          <w:color w:val="000000"/>
-          <w:sz w:val="32"/>
-          <w:szCs w:val="32"/>
-        </w:rPr>
-        <w:tab/>
-      </w:r>
-      <w:r>
-        <w:rPr>
-          <w:b/>
-          <w:color w:val="000000"/>
-          <w:sz w:val="32"/>
-          <w:szCs w:val="32"/>
-        </w:rPr>
-        <w:tab/>
-      </w:r>
-      <w:r>
-        <w:rPr>
-          <w:b/>
-          <w:color w:val="000000"/>
-          <w:sz w:val="32"/>
-          <w:szCs w:val="32"/>
-        </w:rPr>
-        <w:tab/>
-        <w:t xml:space="preserve">        </w:t>
-      </w:r>
-      <w:r>
-        <w:rPr>
-          <w:b/>
-          <w:color w:val="000000"/>
-          <w:sz w:val="32"/>
-          <w:szCs w:val="32"/>
-        </w:rPr>
-        <w:tab/>
-        <w:t xml:space="preserve">      </w:t>
-      </w:r>
-    </w:p>
-    <w:p>
-      <w:pPr>
-        <w:rPr>
-          <w:sz w:val="32"/>
-          <w:szCs w:val="32"/>
-        </w:rPr>
-      </w:pPr>
-      <w:proofErr w:type="gramStart"/>
-      <w:r>
-        <w:rPr>
-          <w:b/>
-          <w:color w:val="000000"/>
-          <w:sz w:val="32"/>
-          <w:szCs w:val="32"/>
-        </w:rPr>
         <w:t>Email :</w:t>
       </w:r>
-      <w:proofErr w:type="gramEnd"/>
-      <w:r>
-        <w:rPr>
-          <w:sz w:val="32"/>
-          <w:szCs w:val="32"/>
-        </w:rPr>
-        <w:fldChar w:fldCharType="begin"/>
-      </w:r>
-      <w:r>
-        <w:rPr>
-          <w:sz w:val="32"/>
-          <w:szCs w:val="32"/>
-        </w:rPr>
-        <w:instrText>HYPERLINK "mailto:%20manjushakatkhede.rmds.computer@gmail.com" \h</w:instrText>
-      </w:r>
-      <w:r>
-        <w:rPr>
-          <w:sz w:val="32"/>
-          <w:szCs w:val="32"/>
-        </w:rPr>
-      </w:r>
-      <w:r>
-        <w:rPr>
-          <w:sz w:val="32"/>
-          <w:szCs w:val="32"/>
-        </w:rPr>
-        <w:fldChar w:fldCharType="separate"/>
-      </w:r>
-      <w:r>
-        <w:rPr>
-          <w:color w:val="000080"/>
-          <w:sz w:val="32"/>
-          <w:szCs w:val="32"/>
-          <w:u w:val="single"/>
-        </w:rPr>
-        <w:t xml:space="preserve"> manjushakatkhede.rmds.computer@gmail.com</w:t>
-      </w:r>
-      <w:r>
-        <w:rPr>
-          <w:color w:val="000080"/>
-          <w:sz w:val="32"/>
-          <w:szCs w:val="32"/>
-          <w:u w:val="single"/>
-        </w:rPr>
-        <w:fldChar w:fldCharType="end"/>
-      </w:r>
-    </w:p>
-    <w:p>
-      <w:pPr>
-        <w:rPr>
-          <w:b/>
-          <w:color w:val="000000"/>
-          <w:sz w:val="32"/>
-          <w:szCs w:val="32"/>
-          <w:u w:val="single"/>
-        </w:rPr>
-      </w:pPr>
-      <w:proofErr w:type="gramStart"/>
-      <w:r>
-        <w:rPr>
-          <w:b/>
-          <w:color w:val="000000"/>
-          <w:sz w:val="32"/>
-          <w:szCs w:val="32"/>
-        </w:rPr>
-        <w:t>LinkedIn :</w:t>
-      </w:r>
-      <w:proofErr w:type="gramEnd"/>
-      <w:r>
-        <w:rPr>
-          <w:b/>
-          <w:color w:val="000000"/>
-          <w:sz w:val="32"/>
-          <w:szCs w:val="32"/>
-        </w:rPr>
-        <w:t xml:space="preserve"> </w:t>
-      </w:r>
-      <w:hyperlink r:id="rId10">
+      <w:hyperlink r:id="rId9">
         <w:r>
           <w:rPr>
-            <w:b/>
-            <w:color w:val="000000"/>
+            <w:color w:val="000080"/>
             <w:sz w:val="32"/>
             <w:szCs w:val="32"/>
             <w:u w:val="single"/>
           </w:rPr>
-          <w:t xml:space="preserve"> </w:t>
+          <w:t xml:space="preserve"> manjushakatkhede.rmds.computer@gmail.com</w:t>
         </w:r>
-        <w:proofErr w:type="spellStart"/>
+      </w:hyperlink>
+    </w:p>
+    <w:p>
+      <w:pPr>
+        <w:rPr>
+          <w:rStyle w:val="Hyperlink"/>
+          <w:rFonts w:ascii="Segoe UI" w:hAnsi="Segoe UI" w:cs="Segoe UI"/>
+          <w:sz w:val="30"/>
+          <w:szCs w:val="30"/>
+          <w:bdr w:val="none" w:sz="0" w:space="0" w:color="auto" w:frame="1"/>
+          <w:shd w:val="clear" w:color="auto" w:fill="FFFFFF"/>
+        </w:rPr>
+      </w:pPr>
+      <w:r>
+        <w:rPr>
+          <w:b/>
+          <w:color w:val="000000"/>
+          <w:sz w:val="32"/>
+          <w:szCs w:val="32"/>
+        </w:rPr>
+        <w:t xml:space="preserve">LinkedIn : </w:t>
+      </w:r>
+      <w:hyperlink r:id="rId10" w:history="1">
         <w:r>
           <w:rPr>
-            <w:b/>
-            <w:color w:val="000000"/>
-            <w:sz w:val="32"/>
-            <w:szCs w:val="32"/>
-            <w:u w:val="single"/>
+            <w:rStyle w:val="Hyperlink"/>
+            <w:rFonts w:ascii="Segoe UI" w:hAnsi="Segoe UI" w:cs="Segoe UI"/>
+            <w:sz w:val="30"/>
+            <w:szCs w:val="30"/>
+            <w:bdr w:val="none" w:sz="0" w:space="0" w:color="auto" w:frame="1"/>
+            <w:shd w:val="clear" w:color="auto" w:fill="FFFFFF"/>
           </w:rPr>
-          <w:t>manjushak</w:t>
+          <w:t>www.linkedin.com/in/manjushak-350820225</w:t>
         </w:r>
-        <w:proofErr w:type="spellEnd"/>
       </w:hyperlink>
+    </w:p>
+    <w:p>
+      <w:pPr>
+        <w:rPr>
+          <w:rStyle w:val="Hyperlink"/>
+          <w:rFonts w:ascii="Segoe UI" w:hAnsi="Segoe UI" w:cs="Segoe UI"/>
+          <w:sz w:val="30"/>
+          <w:szCs w:val="30"/>
+          <w:bdr w:val="none" w:sz="0" w:space="0" w:color="auto" w:frame="1"/>
+          <w:shd w:val="clear" w:color="auto" w:fill="FFFFFF"/>
+        </w:rPr>
+      </w:pPr>
+      <w:r>
+        <w:rPr>
+          <w:rStyle w:val="Hyperlink"/>
+          <w:rFonts w:ascii="Segoe UI" w:hAnsi="Segoe UI" w:cs="Segoe UI"/>
+          <w:b/>
+          <w:bCs/>
+          <w:sz w:val="30"/>
+          <w:szCs w:val="30"/>
+          <w:bdr w:val="none" w:sz="0" w:space="0" w:color="auto" w:frame="1"/>
+          <w:shd w:val="clear" w:color="auto" w:fill="FFFFFF"/>
+        </w:rPr>
+        <w:t>G</w:t>
+      </w:r>
+      <w:r>
+        <w:rPr>
+          <w:rStyle w:val="Hyperlink"/>
+          <w:rFonts w:ascii="Segoe UI" w:hAnsi="Segoe UI" w:cs="Segoe UI"/>
+          <w:b/>
+          <w:bCs/>
+          <w:sz w:val="30"/>
+          <w:szCs w:val="30"/>
+          <w:bdr w:val="none" w:sz="0" w:space="0" w:color="auto" w:frame="1"/>
+          <w:shd w:val="clear" w:color="auto" w:fill="FFFFFF"/>
+        </w:rPr>
+        <w:t>it</w:t>
+      </w:r>
+      <w:r>
+        <w:rPr>
+          <w:rStyle w:val="Hyperlink"/>
+          <w:rFonts w:ascii="Segoe UI" w:hAnsi="Segoe UI" w:cs="Segoe UI"/>
+          <w:b/>
+          <w:bCs/>
+          <w:sz w:val="30"/>
+          <w:szCs w:val="30"/>
+          <w:bdr w:val="none" w:sz="0" w:space="0" w:color="auto" w:frame="1"/>
+          <w:shd w:val="clear" w:color="auto" w:fill="FFFFFF"/>
+        </w:rPr>
+        <w:t>H</w:t>
+      </w:r>
+      <w:r>
+        <w:rPr>
+          <w:rStyle w:val="Hyperlink"/>
+          <w:rFonts w:ascii="Segoe UI" w:hAnsi="Segoe UI" w:cs="Segoe UI"/>
+          <w:b/>
+          <w:bCs/>
+          <w:sz w:val="30"/>
+          <w:szCs w:val="30"/>
+          <w:bdr w:val="none" w:sz="0" w:space="0" w:color="auto" w:frame="1"/>
+          <w:shd w:val="clear" w:color="auto" w:fill="FFFFFF"/>
+        </w:rPr>
+        <w:t>ub</w:t>
+      </w:r>
+      <w:r>
+        <w:rPr>
+          <w:rStyle w:val="Hyperlink"/>
+          <w:rFonts w:ascii="Segoe UI" w:hAnsi="Segoe UI" w:cs="Segoe UI"/>
+          <w:b/>
+          <w:bCs/>
+          <w:sz w:val="30"/>
+          <w:szCs w:val="30"/>
+          <w:bdr w:val="none" w:sz="0" w:space="0" w:color="auto" w:frame="1"/>
+          <w:shd w:val="clear" w:color="auto" w:fill="FFFFFF"/>
+        </w:rPr>
+        <w:t xml:space="preserve"> </w:t>
+      </w:r>
+      <w:r>
+        <w:rPr>
+          <w:rStyle w:val="Hyperlink"/>
+          <w:rFonts w:ascii="Segoe UI" w:hAnsi="Segoe UI" w:cs="Segoe UI"/>
+          <w:b/>
+          <w:bCs/>
+          <w:sz w:val="30"/>
+          <w:szCs w:val="30"/>
+          <w:bdr w:val="none" w:sz="0" w:space="0" w:color="auto" w:frame="1"/>
+          <w:shd w:val="clear" w:color="auto" w:fill="FFFFFF"/>
+        </w:rPr>
+        <w:t>:</w:t>
+      </w:r>
+      <w:r>
+        <w:rPr>
+          <w:rStyle w:val="Hyperlink"/>
+          <w:rFonts w:ascii="Segoe UI" w:hAnsi="Segoe UI" w:cs="Segoe UI"/>
+          <w:b/>
+          <w:bCs/>
+          <w:sz w:val="30"/>
+          <w:szCs w:val="30"/>
+          <w:bdr w:val="none" w:sz="0" w:space="0" w:color="auto" w:frame="1"/>
+          <w:shd w:val="clear" w:color="auto" w:fill="FFFFFF"/>
+        </w:rPr>
+        <w:t xml:space="preserve"> </w:t>
+      </w:r>
+      <w:hyperlink r:id="rId11" w:history="1">
+        <w:r>
+          <w:rPr>
+            <w:rStyle w:val="Hyperlink"/>
+            <w:rFonts w:ascii="Segoe UI" w:hAnsi="Segoe UI" w:cs="Segoe UI"/>
+            <w:sz w:val="30"/>
+            <w:szCs w:val="30"/>
+            <w:bdr w:val="none" w:sz="0" w:space="0" w:color="auto" w:frame="1"/>
+            <w:shd w:val="clear" w:color="auto" w:fill="FFFFFF"/>
+          </w:rPr>
+          <w:t>https://github.com/manjusha-0103</w:t>
+        </w:r>
+      </w:hyperlink>
+    </w:p>
+    <w:p>
+      <w:pPr>
+        <w:rPr>
+          <w:b/>
+          <w:bCs/>
+          <w:color w:val="000000"/>
+          <w:sz w:val="30"/>
+          <w:szCs w:val="30"/>
+          <w:u w:val="single"/>
+        </w:rPr>
+      </w:pPr>
+      <w:r>
+        <w:rPr>
+          <w:rStyle w:val="Hyperlink"/>
+          <w:rFonts w:ascii="Segoe UI" w:hAnsi="Segoe UI" w:cs="Segoe UI"/>
+          <w:b/>
+          <w:bCs/>
+          <w:sz w:val="30"/>
+          <w:szCs w:val="30"/>
+          <w:bdr w:val="none" w:sz="0" w:space="0" w:color="auto" w:frame="1"/>
+          <w:shd w:val="clear" w:color="auto" w:fill="FFFFFF"/>
+        </w:rPr>
+        <w:t>-----------------------------------------------------------------------------------------------------------------------</w:t>
+      </w:r>
     </w:p>
     <w:p>
       <w:pPr>
@@ -433,38 +450,17 @@
           <w:szCs w:val="30"/>
           <w:u w:val="single"/>
         </w:rPr>
-        <w:t xml:space="preserve">Skill </w:t>
-      </w:r>
-      <w:proofErr w:type="gramStart"/>
-      <w:r>
-        <w:rPr>
-          <w:b/>
+        <w:t>Skill Sets</w:t>
+      </w:r>
+      <w:r>
+        <w:rPr>
+          <w:b/>
+          <w:color w:val="000000"/>
           <w:sz w:val="30"/>
           <w:szCs w:val="30"/>
           <w:u w:val="single"/>
         </w:rPr>
-        <w:t>Sets</w:t>
-      </w:r>
-      <w:r>
-        <w:rPr>
-          <w:b/>
-          <w:color w:val="000000"/>
-          <w:sz w:val="30"/>
-          <w:szCs w:val="30"/>
-          <w:u w:val="single"/>
-        </w:rPr>
-        <w:t xml:space="preserve"> :</w:t>
-      </w:r>
-      <w:proofErr w:type="gramEnd"/>
-      <w:r>
-        <w:rPr>
-          <w:b/>
-          <w:color w:val="000000"/>
-          <w:sz w:val="30"/>
-          <w:szCs w:val="30"/>
-          <w:u w:val="single"/>
-        </w:rPr>
-        <w:t xml:space="preserve">  </w:t>
+        <w:t xml:space="preserve"> :  </w:t>
       </w:r>
     </w:p>
     <w:p>
@@ -474,71 +470,87 @@
           <w:numId w:val="7"/>
         </w:numPr>
         <w:rPr>
-          <w:sz w:val="20"/>
-          <w:szCs w:val="20"/>
-        </w:rPr>
-      </w:pPr>
-      <w:r>
-        <w:rPr>
-          <w:b/>
-          <w:sz w:val="20"/>
-          <w:szCs w:val="20"/>
-        </w:rPr>
-        <w:t xml:space="preserve">Languages      </w:t>
-      </w:r>
-      <w:proofErr w:type="gramStart"/>
-      <w:r>
-        <w:rPr>
-          <w:b/>
-          <w:sz w:val="20"/>
-          <w:szCs w:val="20"/>
-        </w:rPr>
-        <w:t xml:space="preserve">  :</w:t>
-      </w:r>
-      <w:proofErr w:type="gramEnd"/>
-      <w:r>
-        <w:rPr>
-          <w:sz w:val="20"/>
-          <w:szCs w:val="20"/>
-        </w:rPr>
-        <w:t xml:space="preserve">  Python(</w:t>
-      </w:r>
-      <w:r>
-        <w:rPr>
-          <w:sz w:val="20"/>
-          <w:szCs w:val="20"/>
+          <w:sz w:val="24"/>
+          <w:szCs w:val="24"/>
+        </w:rPr>
+      </w:pPr>
+      <w:r>
+        <w:rPr>
+          <w:b/>
+          <w:sz w:val="24"/>
+          <w:szCs w:val="24"/>
+        </w:rPr>
+        <w:t>Languages        :</w:t>
+      </w:r>
+      <w:r>
+        <w:rPr>
+          <w:sz w:val="24"/>
+          <w:szCs w:val="24"/>
         </w:rPr>
         <w:t xml:space="preserve"> </w:t>
       </w:r>
-      <w:proofErr w:type="spellStart"/>
-      <w:r>
-        <w:rPr>
-          <w:sz w:val="20"/>
-          <w:szCs w:val="20"/>
-        </w:rPr>
-        <w:t>Numpy</w:t>
-      </w:r>
-      <w:proofErr w:type="spellEnd"/>
-      <w:r>
-        <w:rPr>
-          <w:sz w:val="20"/>
-          <w:szCs w:val="20"/>
-        </w:rPr>
-        <w:t>,</w:t>
-      </w:r>
-      <w:r>
-        <w:rPr>
-          <w:sz w:val="20"/>
-          <w:szCs w:val="20"/>
+      <w:r>
+        <w:rPr>
+          <w:sz w:val="24"/>
+          <w:szCs w:val="24"/>
         </w:rPr>
         <w:t xml:space="preserve"> </w:t>
       </w:r>
       <w:r>
         <w:rPr>
-          <w:sz w:val="20"/>
-          <w:szCs w:val="20"/>
-        </w:rPr>
-        <w:t>Pandas), C, C++, HTML5, CSS,SQL</w:t>
+          <w:sz w:val="24"/>
+          <w:szCs w:val="24"/>
+        </w:rPr>
+        <w:t>Python(</w:t>
+      </w:r>
+      <w:r>
+        <w:rPr>
+          <w:sz w:val="24"/>
+          <w:szCs w:val="24"/>
+        </w:rPr>
+        <w:t xml:space="preserve"> </w:t>
+      </w:r>
+      <w:r>
+        <w:rPr>
+          <w:sz w:val="24"/>
+          <w:szCs w:val="24"/>
+        </w:rPr>
+        <w:t>Num</w:t>
+      </w:r>
+      <w:r>
+        <w:rPr>
+          <w:sz w:val="24"/>
+          <w:szCs w:val="24"/>
+        </w:rPr>
+        <w:t>P</w:t>
+      </w:r>
+      <w:r>
+        <w:rPr>
+          <w:sz w:val="24"/>
+          <w:szCs w:val="24"/>
+        </w:rPr>
+        <w:t>y,</w:t>
+      </w:r>
+      <w:r>
+        <w:rPr>
+          <w:sz w:val="24"/>
+          <w:szCs w:val="24"/>
+        </w:rPr>
+        <w:t xml:space="preserve"> </w:t>
+      </w:r>
+      <w:r>
+        <w:rPr>
+          <w:sz w:val="24"/>
+          <w:szCs w:val="24"/>
+        </w:rPr>
+        <w:t>Pandas), C, C++, HTML5, CSS</w:t>
+      </w:r>
+      <w:r>
+        <w:rPr>
+          <w:sz w:val="24"/>
+          <w:szCs w:val="24"/>
+        </w:rPr>
+        <w:t>.</w:t>
       </w:r>
     </w:p>
     <w:p>
@@ -548,34 +560,61 @@
           <w:numId w:val="7"/>
         </w:numPr>
         <w:rPr>
-          <w:sz w:val="20"/>
-          <w:szCs w:val="20"/>
-        </w:rPr>
-      </w:pPr>
-      <w:r>
-        <w:rPr>
-          <w:b/>
-          <w:sz w:val="20"/>
-          <w:szCs w:val="20"/>
+          <w:sz w:val="24"/>
+          <w:szCs w:val="24"/>
+        </w:rPr>
+      </w:pPr>
+      <w:r>
+        <w:rPr>
+          <w:b/>
+          <w:sz w:val="24"/>
+          <w:szCs w:val="24"/>
         </w:rPr>
         <w:t xml:space="preserve">Technologies </w:t>
       </w:r>
-      <w:proofErr w:type="gramStart"/>
-      <w:r>
-        <w:rPr>
-          <w:b/>
-          <w:sz w:val="20"/>
-          <w:szCs w:val="20"/>
-        </w:rPr>
-        <w:t xml:space="preserve">  :</w:t>
-      </w:r>
-      <w:proofErr w:type="gramEnd"/>
-      <w:r>
-        <w:rPr>
-          <w:sz w:val="20"/>
-          <w:szCs w:val="20"/>
-        </w:rPr>
-        <w:t xml:space="preserve">   Django, Machine learning, Data Science  </w:t>
+      <w:r>
+        <w:rPr>
+          <w:b/>
+          <w:sz w:val="24"/>
+          <w:szCs w:val="24"/>
+        </w:rPr>
+        <w:t xml:space="preserve"> </w:t>
+      </w:r>
+      <w:r>
+        <w:rPr>
+          <w:b/>
+          <w:sz w:val="24"/>
+          <w:szCs w:val="24"/>
+        </w:rPr>
+        <w:t xml:space="preserve"> :</w:t>
+      </w:r>
+      <w:r>
+        <w:rPr>
+          <w:sz w:val="24"/>
+          <w:szCs w:val="24"/>
+        </w:rPr>
+        <w:t xml:space="preserve"> </w:t>
+      </w:r>
+      <w:r>
+        <w:rPr>
+          <w:sz w:val="24"/>
+          <w:szCs w:val="24"/>
+        </w:rPr>
+        <w:t xml:space="preserve"> </w:t>
+      </w:r>
+      <w:r>
+        <w:rPr>
+          <w:sz w:val="24"/>
+          <w:szCs w:val="24"/>
+        </w:rPr>
+        <w:t xml:space="preserve">Django, Machine learning, Data Science </w:t>
+      </w:r>
+      <w:r>
+        <w:rPr>
+          <w:sz w:val="24"/>
+          <w:szCs w:val="24"/>
+        </w:rPr>
+        <w:t>.</w:t>
       </w:r>
     </w:p>
     <w:p>
@@ -585,56 +624,59 @@
           <w:numId w:val="7"/>
         </w:numPr>
         <w:rPr>
-          <w:sz w:val="20"/>
-          <w:szCs w:val="20"/>
-        </w:rPr>
-      </w:pPr>
-      <w:r>
-        <w:rPr>
-          <w:b/>
-          <w:sz w:val="20"/>
-          <w:szCs w:val="20"/>
-        </w:rPr>
-        <w:t xml:space="preserve">Platforms        </w:t>
-      </w:r>
-      <w:proofErr w:type="gramStart"/>
-      <w:r>
-        <w:rPr>
-          <w:b/>
-          <w:sz w:val="20"/>
-          <w:szCs w:val="20"/>
-        </w:rPr>
-        <w:t xml:space="preserve">  :</w:t>
-      </w:r>
-      <w:proofErr w:type="gramEnd"/>
-      <w:r>
-        <w:rPr>
-          <w:b/>
-          <w:sz w:val="20"/>
-          <w:szCs w:val="20"/>
+          <w:sz w:val="24"/>
+          <w:szCs w:val="24"/>
+        </w:rPr>
+      </w:pPr>
+      <w:r>
+        <w:rPr>
+          <w:b/>
+          <w:sz w:val="24"/>
+          <w:szCs w:val="24"/>
+        </w:rPr>
+        <w:t xml:space="preserve">Platforms          : </w:t>
+      </w:r>
+      <w:r>
+        <w:rPr>
+          <w:sz w:val="24"/>
+          <w:szCs w:val="24"/>
         </w:rPr>
         <w:t xml:space="preserve"> </w:t>
       </w:r>
       <w:r>
         <w:rPr>
-          <w:sz w:val="20"/>
-          <w:szCs w:val="20"/>
-        </w:rPr>
-        <w:t xml:space="preserve">  Linux,</w:t>
-      </w:r>
-      <w:r>
-        <w:rPr>
-          <w:sz w:val="20"/>
-          <w:szCs w:val="20"/>
+          <w:sz w:val="24"/>
+          <w:szCs w:val="24"/>
         </w:rPr>
         <w:t xml:space="preserve"> </w:t>
       </w:r>
       <w:r>
         <w:rPr>
-          <w:sz w:val="20"/>
-          <w:szCs w:val="20"/>
+          <w:sz w:val="24"/>
+          <w:szCs w:val="24"/>
+        </w:rPr>
+        <w:t>Linux,</w:t>
+      </w:r>
+      <w:r>
+        <w:rPr>
+          <w:sz w:val="24"/>
+          <w:szCs w:val="24"/>
+        </w:rPr>
+        <w:t xml:space="preserve"> </w:t>
+      </w:r>
+      <w:r>
+        <w:rPr>
+          <w:sz w:val="24"/>
+          <w:szCs w:val="24"/>
         </w:rPr>
         <w:t xml:space="preserve">Windows </w:t>
+      </w:r>
+      <w:r>
+        <w:rPr>
+          <w:sz w:val="24"/>
+          <w:szCs w:val="24"/>
+        </w:rPr>
+        <w:t>.</w:t>
       </w:r>
     </w:p>
     <w:p>
@@ -694,7 +736,6 @@
           <w:szCs w:val="30"/>
         </w:rPr>
       </w:pPr>
-      <w:proofErr w:type="gramStart"/>
       <w:r>
         <w:rPr>
           <w:b/>
@@ -703,43 +744,213 @@
           <w:szCs w:val="30"/>
           <w:u w:val="single"/>
         </w:rPr>
-        <w:t>Internship :</w:t>
-      </w:r>
-      <w:proofErr w:type="gramEnd"/>
+        <w:t xml:space="preserve">Internship :                                                                                                       </w:t>
+      </w:r>
+    </w:p>
+    <w:p>
+      <w:pPr>
+        <w:ind w:left="227"/>
+        <w:rPr>
+          <w:sz w:val="24"/>
+          <w:szCs w:val="24"/>
+        </w:rPr>
+      </w:pPr>
       <w:r>
         <w:rPr>
           <w:b/>
           <w:color w:val="000000"/>
           <w:sz w:val="30"/>
           <w:szCs w:val="30"/>
+        </w:rPr>
+        <w:t xml:space="preserve">  </w:t>
+      </w:r>
+      <w:r>
+        <w:rPr>
+          <w:b/>
+          <w:color w:val="000000"/>
+          <w:sz w:val="30"/>
+          <w:szCs w:val="30"/>
+        </w:rPr>
+        <w:tab/>
+      </w:r>
+      <w:r>
+        <w:rPr>
+          <w:b/>
+          <w:color w:val="000000"/>
+          <w:sz w:val="24"/>
+          <w:szCs w:val="24"/>
+        </w:rPr>
+        <w:t>Elite Software, Pune.</w:t>
+      </w:r>
+      <w:r>
+        <w:rPr>
+          <w:b/>
+          <w:color w:val="000000"/>
+          <w:sz w:val="24"/>
+          <w:szCs w:val="24"/>
+        </w:rPr>
+        <w:tab/>
+      </w:r>
+      <w:r>
+        <w:rPr>
+          <w:b/>
+          <w:color w:val="000000"/>
+          <w:sz w:val="24"/>
+          <w:szCs w:val="24"/>
+        </w:rPr>
+        <w:tab/>
+      </w:r>
+      <w:r>
+        <w:rPr>
+          <w:b/>
+          <w:color w:val="000000"/>
+          <w:sz w:val="24"/>
+          <w:szCs w:val="24"/>
+        </w:rPr>
+        <w:tab/>
+      </w:r>
+      <w:r>
+        <w:rPr>
+          <w:b/>
+          <w:color w:val="000000"/>
+          <w:sz w:val="24"/>
+          <w:szCs w:val="24"/>
+        </w:rPr>
+        <w:tab/>
+      </w:r>
+      <w:r>
+        <w:rPr>
+          <w:b/>
+          <w:color w:val="000000"/>
+          <w:sz w:val="24"/>
+          <w:szCs w:val="24"/>
+        </w:rPr>
+        <w:t xml:space="preserve">                                                             </w:t>
+      </w:r>
+      <w:r>
+        <w:rPr>
+          <w:i/>
+          <w:color w:val="000000"/>
+          <w:sz w:val="24"/>
+          <w:szCs w:val="24"/>
           <w:u w:val="single"/>
         </w:rPr>
-        <w:t xml:space="preserve">                                                                                                       </w:t>
+        <w:t xml:space="preserve">     </w:t>
+      </w:r>
+      <w:r>
+        <w:rPr>
+          <w:i/>
+          <w:color w:val="000000"/>
+          <w:sz w:val="24"/>
+          <w:szCs w:val="24"/>
+          <w:u w:val="single"/>
+        </w:rPr>
+        <w:t>January</w:t>
+      </w:r>
+      <w:r>
+        <w:rPr>
+          <w:i/>
+          <w:color w:val="000000"/>
+          <w:sz w:val="24"/>
+          <w:szCs w:val="24"/>
+          <w:u w:val="single"/>
+        </w:rPr>
+        <w:t>,</w:t>
+      </w:r>
+      <w:r>
+        <w:rPr>
+          <w:i/>
+          <w:color w:val="000000"/>
+          <w:sz w:val="24"/>
+          <w:szCs w:val="24"/>
+          <w:u w:val="single"/>
+        </w:rPr>
+        <w:t xml:space="preserve"> </w:t>
+      </w:r>
+      <w:r>
+        <w:rPr>
+          <w:i/>
+          <w:color w:val="000000"/>
+          <w:sz w:val="24"/>
+          <w:szCs w:val="24"/>
+          <w:u w:val="single"/>
+        </w:rPr>
+        <w:t xml:space="preserve">2021- </w:t>
+      </w:r>
+      <w:r>
+        <w:rPr>
+          <w:i/>
+          <w:color w:val="000000"/>
+          <w:sz w:val="24"/>
+          <w:szCs w:val="24"/>
+          <w:u w:val="single"/>
+        </w:rPr>
+        <w:t>February</w:t>
+      </w:r>
+      <w:r>
+        <w:rPr>
+          <w:i/>
+          <w:color w:val="000000"/>
+          <w:sz w:val="24"/>
+          <w:szCs w:val="24"/>
+          <w:u w:val="single"/>
+        </w:rPr>
+        <w:t>,</w:t>
+      </w:r>
+      <w:r>
+        <w:rPr>
+          <w:i/>
+          <w:color w:val="000000"/>
+          <w:sz w:val="24"/>
+          <w:szCs w:val="24"/>
+          <w:u w:val="single"/>
+        </w:rPr>
+        <w:t xml:space="preserve"> </w:t>
+      </w:r>
+      <w:r>
+        <w:rPr>
+          <w:i/>
+          <w:color w:val="000000"/>
+          <w:sz w:val="24"/>
+          <w:szCs w:val="24"/>
+          <w:u w:val="single"/>
+        </w:rPr>
+        <w:t xml:space="preserve">2021 </w:t>
+      </w:r>
+      <w:r>
+        <w:rPr>
+          <w:b/>
+          <w:color w:val="000000"/>
+          <w:sz w:val="24"/>
+          <w:szCs w:val="24"/>
+        </w:rPr>
+        <w:tab/>
       </w:r>
     </w:p>
     <w:p>
       <w:pPr>
         <w:ind w:left="227"/>
         <w:rPr>
-          <w:sz w:val="20"/>
-          <w:szCs w:val="20"/>
-        </w:rPr>
-      </w:pPr>
-      <w:r>
-        <w:rPr>
-          <w:b/>
-          <w:color w:val="000000"/>
-          <w:sz w:val="30"/>
-          <w:szCs w:val="30"/>
+          <w:b/>
+          <w:color w:val="000000"/>
+          <w:sz w:val="24"/>
+          <w:szCs w:val="24"/>
+          <w:u w:val="single"/>
+        </w:rPr>
+      </w:pPr>
+      <w:r>
+        <w:rPr>
+          <w:color w:val="000000"/>
+          <w:sz w:val="24"/>
+          <w:szCs w:val="24"/>
         </w:rPr>
         <w:t xml:space="preserve">  </w:t>
       </w:r>
       <w:r>
         <w:rPr>
-          <w:b/>
-          <w:color w:val="000000"/>
-          <w:sz w:val="30"/>
-          <w:szCs w:val="30"/>
+          <w:color w:val="000000"/>
+          <w:sz w:val="24"/>
+          <w:szCs w:val="24"/>
         </w:rPr>
         <w:tab/>
       </w:r>
@@ -747,100 +958,8 @@
         <w:rPr>
           <w:b/>
           <w:color w:val="000000"/>
-          <w:sz w:val="20"/>
-          <w:szCs w:val="20"/>
-        </w:rPr>
-        <w:t>Elite Software, Pune.</w:t>
-      </w:r>
-      <w:r>
-        <w:rPr>
-          <w:b/>
-          <w:color w:val="000000"/>
-          <w:sz w:val="20"/>
-          <w:szCs w:val="20"/>
-        </w:rPr>
-        <w:tab/>
-      </w:r>
-      <w:r>
-        <w:rPr>
-          <w:b/>
-          <w:color w:val="000000"/>
-          <w:sz w:val="20"/>
-          <w:szCs w:val="20"/>
-        </w:rPr>
-        <w:tab/>
-      </w:r>
-      <w:r>
-        <w:rPr>
-          <w:b/>
-          <w:color w:val="000000"/>
-          <w:sz w:val="20"/>
-          <w:szCs w:val="20"/>
-        </w:rPr>
-        <w:tab/>
-      </w:r>
-      <w:r>
-        <w:rPr>
-          <w:b/>
-          <w:color w:val="000000"/>
-          <w:sz w:val="20"/>
-          <w:szCs w:val="20"/>
-        </w:rPr>
-        <w:tab/>
-      </w:r>
-      <w:r>
-        <w:rPr>
-          <w:i/>
-          <w:color w:val="000000"/>
-          <w:sz w:val="20"/>
-          <w:szCs w:val="20"/>
-          <w:u w:val="single"/>
-        </w:rPr>
-        <w:t xml:space="preserve">     October,2021- December,2021 </w:t>
-      </w:r>
-      <w:r>
-        <w:rPr>
-          <w:b/>
-          <w:color w:val="000000"/>
-          <w:sz w:val="20"/>
-          <w:szCs w:val="20"/>
-        </w:rPr>
-        <w:tab/>
-      </w:r>
-    </w:p>
-    <w:p>
-      <w:pPr>
-        <w:ind w:left="227"/>
-        <w:rPr>
-          <w:b/>
-          <w:color w:val="000000"/>
-          <w:sz w:val="20"/>
-          <w:szCs w:val="20"/>
-          <w:u w:val="single"/>
-        </w:rPr>
-      </w:pPr>
-      <w:r>
-        <w:rPr>
-          <w:color w:val="000000"/>
-          <w:sz w:val="20"/>
-          <w:szCs w:val="20"/>
-        </w:rPr>
-        <w:t xml:space="preserve">  </w:t>
-      </w:r>
-      <w:r>
-        <w:rPr>
-          <w:color w:val="000000"/>
-          <w:sz w:val="20"/>
-          <w:szCs w:val="20"/>
-        </w:rPr>
-        <w:tab/>
-      </w:r>
-      <w:r>
-        <w:rPr>
-          <w:b/>
-          <w:color w:val="000000"/>
-          <w:sz w:val="20"/>
-          <w:szCs w:val="20"/>
+          <w:sz w:val="24"/>
+          <w:szCs w:val="24"/>
           <w:u w:val="single"/>
         </w:rPr>
         <w:t xml:space="preserve">Python-Django and Web Developer Intern   </w:t>
@@ -853,30 +972,30 @@
           <w:numId w:val="8"/>
         </w:numPr>
         <w:rPr>
-          <w:sz w:val="20"/>
-          <w:szCs w:val="20"/>
-        </w:rPr>
-      </w:pPr>
-      <w:r>
-        <w:rPr>
-          <w:color w:val="000000"/>
-          <w:sz w:val="20"/>
-          <w:szCs w:val="20"/>
+          <w:sz w:val="24"/>
+          <w:szCs w:val="24"/>
+        </w:rPr>
+      </w:pPr>
+      <w:r>
+        <w:rPr>
+          <w:color w:val="000000"/>
+          <w:sz w:val="24"/>
+          <w:szCs w:val="24"/>
         </w:rPr>
         <w:t xml:space="preserve">Having good experience </w:t>
       </w:r>
       <w:r>
         <w:rPr>
-          <w:sz w:val="20"/>
-          <w:szCs w:val="20"/>
+          <w:sz w:val="24"/>
+          <w:szCs w:val="24"/>
         </w:rPr>
         <w:t>with Python</w:t>
       </w:r>
       <w:r>
         <w:rPr>
           <w:color w:val="000000"/>
-          <w:sz w:val="20"/>
-          <w:szCs w:val="20"/>
+          <w:sz w:val="24"/>
+          <w:szCs w:val="24"/>
         </w:rPr>
         <w:t>.</w:t>
       </w:r>
@@ -888,22 +1007,22 @@
           <w:numId w:val="8"/>
         </w:numPr>
         <w:rPr>
-          <w:sz w:val="20"/>
-          <w:szCs w:val="20"/>
-        </w:rPr>
-      </w:pPr>
-      <w:r>
-        <w:rPr>
-          <w:sz w:val="20"/>
-          <w:szCs w:val="20"/>
+          <w:sz w:val="24"/>
+          <w:szCs w:val="24"/>
+        </w:rPr>
+      </w:pPr>
+      <w:r>
+        <w:rPr>
+          <w:sz w:val="24"/>
+          <w:szCs w:val="24"/>
         </w:rPr>
         <w:t xml:space="preserve">Learned </w:t>
       </w:r>
       <w:r>
         <w:rPr>
           <w:color w:val="000000"/>
-          <w:sz w:val="20"/>
-          <w:szCs w:val="20"/>
+          <w:sz w:val="24"/>
+          <w:szCs w:val="24"/>
         </w:rPr>
         <w:t>Django MVC framework for designing APIs.</w:t>
       </w:r>
@@ -916,69 +1035,81 @@
         </w:numPr>
         <w:rPr>
           <w:color w:val="000000"/>
-          <w:sz w:val="20"/>
-          <w:szCs w:val="20"/>
-        </w:rPr>
-      </w:pPr>
-      <w:r>
-        <w:rPr>
-          <w:color w:val="000000"/>
-          <w:sz w:val="20"/>
-          <w:szCs w:val="20"/>
+          <w:sz w:val="24"/>
+          <w:szCs w:val="24"/>
+        </w:rPr>
+      </w:pPr>
+      <w:r>
+        <w:rPr>
+          <w:color w:val="000000"/>
+          <w:sz w:val="24"/>
+          <w:szCs w:val="24"/>
         </w:rPr>
         <w:t>Used Python for back-end and HTM</w:t>
       </w:r>
-      <w:proofErr w:type="gramStart"/>
-      <w:r>
-        <w:rPr>
-          <w:color w:val="000000"/>
-          <w:sz w:val="20"/>
-          <w:szCs w:val="20"/>
-        </w:rPr>
-        <w:t xml:space="preserve">, </w:t>
-      </w:r>
-      <w:r>
-        <w:rPr>
-          <w:color w:val="000000"/>
-          <w:sz w:val="20"/>
-          <w:szCs w:val="20"/>
-        </w:rPr>
-        <w:t>,CSS</w:t>
-      </w:r>
-      <w:proofErr w:type="gramEnd"/>
-      <w:r>
-        <w:rPr>
-          <w:color w:val="000000"/>
-          <w:sz w:val="20"/>
-          <w:szCs w:val="20"/>
+      <w:r>
+        <w:rPr>
+          <w:color w:val="000000"/>
+          <w:sz w:val="24"/>
+          <w:szCs w:val="24"/>
+        </w:rPr>
+        <w:t>l5</w:t>
+      </w:r>
+      <w:r>
+        <w:rPr>
+          <w:color w:val="000000"/>
+          <w:sz w:val="24"/>
+          <w:szCs w:val="24"/>
         </w:rPr>
         <w:t>,</w:t>
       </w:r>
       <w:r>
         <w:rPr>
           <w:color w:val="000000"/>
-          <w:sz w:val="20"/>
-          <w:szCs w:val="20"/>
+          <w:sz w:val="24"/>
+          <w:szCs w:val="24"/>
         </w:rPr>
         <w:t xml:space="preserve"> </w:t>
       </w:r>
-      <w:proofErr w:type="spellStart"/>
-      <w:r>
-        <w:rPr>
-          <w:color w:val="000000"/>
-          <w:sz w:val="20"/>
-          <w:szCs w:val="20"/>
-        </w:rPr>
-        <w:t>Javascript</w:t>
-      </w:r>
-      <w:proofErr w:type="spellEnd"/>
-      <w:r>
-        <w:rPr>
-          <w:color w:val="000000"/>
-          <w:sz w:val="20"/>
-          <w:szCs w:val="20"/>
-        </w:rPr>
-        <w:t xml:space="preserve"> and Jinja for front-end.</w:t>
+      <w:r>
+        <w:rPr>
+          <w:color w:val="000000"/>
+          <w:sz w:val="24"/>
+          <w:szCs w:val="24"/>
+        </w:rPr>
+        <w:t>CSS,</w:t>
+      </w:r>
+      <w:r>
+        <w:rPr>
+          <w:color w:val="000000"/>
+          <w:sz w:val="24"/>
+          <w:szCs w:val="24"/>
+        </w:rPr>
+        <w:t xml:space="preserve"> </w:t>
+      </w:r>
+      <w:r>
+        <w:rPr>
+          <w:color w:val="000000"/>
+          <w:sz w:val="24"/>
+          <w:szCs w:val="24"/>
+        </w:rPr>
+        <w:t>Java</w:t>
+      </w:r>
+      <w:r>
+        <w:rPr>
+          <w:color w:val="000000"/>
+          <w:sz w:val="24"/>
+          <w:szCs w:val="24"/>
+        </w:rPr>
+        <w:t>S</w:t>
+      </w:r>
+      <w:r>
+        <w:rPr>
+          <w:color w:val="000000"/>
+          <w:sz w:val="24"/>
+          <w:szCs w:val="24"/>
+        </w:rPr>
+        <w:t>cript and Jinja for front-end.</w:t>
       </w:r>
     </w:p>
     <w:p>
@@ -987,250 +1118,219 @@
           <w:ilvl w:val="0"/>
           <w:numId w:val="8"/>
         </w:numPr>
-      </w:pPr>
-      <w:r>
-        <w:rPr>
-          <w:color w:val="000000"/>
-          <w:sz w:val="20"/>
-          <w:szCs w:val="20"/>
-        </w:rPr>
-        <w:t xml:space="preserve">With the experience of APIs designing </w:t>
-      </w:r>
-      <w:r>
-        <w:rPr>
-          <w:sz w:val="20"/>
-          <w:szCs w:val="20"/>
-        </w:rPr>
-        <w:t>practice</w:t>
-      </w:r>
-      <w:r>
-        <w:rPr>
-          <w:color w:val="000000"/>
-          <w:sz w:val="20"/>
-          <w:szCs w:val="20"/>
-        </w:rPr>
-        <w:t xml:space="preserve"> for editing ready-made templates of </w:t>
-      </w:r>
-      <w:proofErr w:type="spellStart"/>
-      <w:r>
-        <w:rPr>
-          <w:color w:val="000000"/>
-          <w:sz w:val="20"/>
-          <w:szCs w:val="20"/>
-        </w:rPr>
-        <w:t>django</w:t>
-      </w:r>
-      <w:proofErr w:type="spellEnd"/>
-      <w:r>
-        <w:rPr>
-          <w:sz w:val="20"/>
-          <w:szCs w:val="20"/>
-        </w:rPr>
-        <w:t xml:space="preserve"> projects</w:t>
-      </w:r>
-      <w:r>
-        <w:rPr>
-          <w:color w:val="000000"/>
-          <w:sz w:val="20"/>
-          <w:szCs w:val="20"/>
-        </w:rPr>
-        <w:t xml:space="preserve">.   </w:t>
-      </w:r>
-      <w:r>
-        <w:rPr>
-          <w:color w:val="000000"/>
-          <w:sz w:val="24"/>
-          <w:szCs w:val="24"/>
-        </w:rPr>
-        <w:t xml:space="preserve">  </w:t>
+        <w:rPr>
+          <w:color w:val="000000"/>
+          <w:sz w:val="24"/>
+          <w:szCs w:val="24"/>
+        </w:rPr>
+      </w:pPr>
+      <w:r>
+        <w:rPr>
+          <w:color w:val="000000"/>
+          <w:sz w:val="24"/>
+          <w:szCs w:val="24"/>
+        </w:rPr>
+        <w:t>Desi</w:t>
+      </w:r>
+      <w:r>
+        <w:rPr>
+          <w:color w:val="000000"/>
+          <w:sz w:val="24"/>
+          <w:szCs w:val="24"/>
+        </w:rPr>
+        <w:t>gned APIs for user authentication</w:t>
+      </w:r>
+      <w:r>
+        <w:rPr>
+          <w:color w:val="000000"/>
+          <w:sz w:val="24"/>
+          <w:szCs w:val="24"/>
+        </w:rPr>
+        <w:t xml:space="preserve"> and</w:t>
+      </w:r>
+      <w:r>
+        <w:rPr>
+          <w:color w:val="000000"/>
+          <w:sz w:val="24"/>
+          <w:szCs w:val="24"/>
+        </w:rPr>
+        <w:t xml:space="preserve"> registration</w:t>
+      </w:r>
+      <w:r>
+        <w:rPr>
+          <w:color w:val="000000"/>
+          <w:sz w:val="24"/>
+          <w:szCs w:val="24"/>
+        </w:rPr>
+        <w:t xml:space="preserve"> with </w:t>
+      </w:r>
+      <w:r>
+        <w:rPr>
+          <w:color w:val="000000"/>
+          <w:sz w:val="24"/>
+          <w:szCs w:val="24"/>
+        </w:rPr>
+        <w:t>sending mail</w:t>
+      </w:r>
+      <w:r>
+        <w:rPr>
+          <w:color w:val="000000"/>
+          <w:sz w:val="24"/>
+          <w:szCs w:val="24"/>
+        </w:rPr>
+        <w:t xml:space="preserve">, and </w:t>
+      </w:r>
+      <w:r>
+        <w:rPr>
+          <w:color w:val="000000"/>
+          <w:sz w:val="24"/>
+          <w:szCs w:val="24"/>
+        </w:rPr>
+        <w:t>also for other simple purpose also</w:t>
+      </w:r>
+      <w:r>
+        <w:rPr>
+          <w:color w:val="000000"/>
+          <w:sz w:val="24"/>
+          <w:szCs w:val="24"/>
+        </w:rPr>
+        <w:t>.</w:t>
       </w:r>
     </w:p>
     <w:p>
       <w:pPr>
-        <w:ind w:left="1440"/>
-      </w:pPr>
-      <w:r>
-        <w:rPr>
-          <w:color w:val="000000"/>
-          <w:sz w:val="24"/>
-          <w:szCs w:val="24"/>
-        </w:rPr>
-        <w:t xml:space="preserve">    </w:t>
-      </w:r>
-      <w:r>
-        <w:rPr>
-          <w:color w:val="000000"/>
-          <w:sz w:val="24"/>
-          <w:szCs w:val="24"/>
-        </w:rPr>
-        <w:tab/>
-      </w:r>
-      <w:r>
-        <w:rPr>
-          <w:color w:val="000000"/>
-          <w:sz w:val="24"/>
-          <w:szCs w:val="24"/>
-        </w:rPr>
-        <w:tab/>
-      </w:r>
-      <w:r>
-        <w:rPr>
-          <w:color w:val="000000"/>
-          <w:sz w:val="24"/>
-          <w:szCs w:val="24"/>
-        </w:rPr>
-        <w:tab/>
-      </w:r>
-      <w:r>
-        <w:rPr>
-          <w:color w:val="000000"/>
-          <w:sz w:val="24"/>
-          <w:szCs w:val="24"/>
-        </w:rPr>
-        <w:tab/>
+        <w:numPr>
+          <w:ilvl w:val="0"/>
+          <w:numId w:val="8"/>
+        </w:numPr>
+        <w:rPr>
+          <w:sz w:val="24"/>
+          <w:szCs w:val="24"/>
+        </w:rPr>
+      </w:pPr>
+      <w:r>
+        <w:rPr>
+          <w:color w:val="000000"/>
+          <w:sz w:val="24"/>
+          <w:szCs w:val="24"/>
+        </w:rPr>
+        <w:t xml:space="preserve">With the experience of APIs designing </w:t>
+      </w:r>
+      <w:r>
+        <w:rPr>
+          <w:sz w:val="24"/>
+          <w:szCs w:val="24"/>
+        </w:rPr>
+        <w:t>practice</w:t>
+      </w:r>
+      <w:r>
+        <w:rPr>
+          <w:color w:val="000000"/>
+          <w:sz w:val="24"/>
+          <w:szCs w:val="24"/>
+        </w:rPr>
+        <w:t xml:space="preserve"> for editing </w:t>
+      </w:r>
+      <w:r>
+        <w:rPr>
+          <w:color w:val="000000"/>
+          <w:sz w:val="24"/>
+          <w:szCs w:val="24"/>
+        </w:rPr>
+        <w:t>available</w:t>
+      </w:r>
+      <w:r>
+        <w:rPr>
+          <w:color w:val="000000"/>
+          <w:sz w:val="24"/>
+          <w:szCs w:val="24"/>
+        </w:rPr>
+        <w:t xml:space="preserve"> templates of </w:t>
+      </w:r>
+      <w:r>
+        <w:rPr>
+          <w:color w:val="000000"/>
+          <w:sz w:val="24"/>
+          <w:szCs w:val="24"/>
+        </w:rPr>
+        <w:t>D</w:t>
+      </w:r>
+      <w:r>
+        <w:rPr>
+          <w:color w:val="000000"/>
+          <w:sz w:val="24"/>
+          <w:szCs w:val="24"/>
+        </w:rPr>
+        <w:t>jango</w:t>
+      </w:r>
+      <w:r>
+        <w:rPr>
+          <w:sz w:val="24"/>
+          <w:szCs w:val="24"/>
+        </w:rPr>
+        <w:t xml:space="preserve"> projects</w:t>
+      </w:r>
+      <w:r>
+        <w:rPr>
+          <w:color w:val="000000"/>
+          <w:sz w:val="24"/>
+          <w:szCs w:val="24"/>
+        </w:rPr>
+        <w:t xml:space="preserve"> on different websites</w:t>
+      </w:r>
+      <w:r>
+        <w:rPr>
+          <w:color w:val="000000"/>
+          <w:sz w:val="24"/>
+          <w:szCs w:val="24"/>
+        </w:rPr>
+        <w:t>.</w:t>
       </w:r>
     </w:p>
     <w:p>
       <w:pPr>
-        <w:numPr>
-          <w:ilvl w:val="0"/>
-          <w:numId w:val="2"/>
-        </w:numPr>
-        <w:rPr>
-          <w:b/>
-          <w:color w:val="000000"/>
-          <w:sz w:val="30"/>
-          <w:szCs w:val="30"/>
-        </w:rPr>
-      </w:pPr>
-      <w:r>
-        <w:rPr>
-          <w:b/>
-          <w:color w:val="000000"/>
-          <w:sz w:val="30"/>
-          <w:szCs w:val="30"/>
-          <w:u w:val="single"/>
-        </w:rPr>
-        <w:t xml:space="preserve">Career </w:t>
-      </w:r>
-      <w:proofErr w:type="gramStart"/>
-      <w:r>
-        <w:rPr>
-          <w:b/>
-          <w:color w:val="000000"/>
-          <w:sz w:val="30"/>
-          <w:szCs w:val="30"/>
-          <w:u w:val="single"/>
-        </w:rPr>
-        <w:t>Objective :</w:t>
-      </w:r>
-      <w:proofErr w:type="gramEnd"/>
-      <w:r>
-        <w:rPr>
-          <w:b/>
-          <w:color w:val="000000"/>
-          <w:sz w:val="30"/>
-          <w:szCs w:val="30"/>
-          <w:u w:val="single"/>
-        </w:rPr>
-        <w:t xml:space="preserve">  </w:t>
-      </w:r>
-      <w:r>
-        <w:rPr>
-          <w:b/>
-          <w:color w:val="000000"/>
-          <w:sz w:val="30"/>
-          <w:szCs w:val="30"/>
-          <w:u w:val="single"/>
-        </w:rPr>
-        <w:t xml:space="preserve">                                                                                   </w:t>
-      </w:r>
-    </w:p>
-    <w:p>
-      <w:pPr>
-        <w:ind w:left="720"/>
-        <w:rPr>
-          <w:b/>
-          <w:sz w:val="20"/>
-          <w:szCs w:val="20"/>
-          <w:u w:val="single"/>
-        </w:rPr>
-      </w:pPr>
-      <w:r>
-        <w:rPr>
-          <w:sz w:val="20"/>
-          <w:szCs w:val="20"/>
-        </w:rPr>
-        <w:t xml:space="preserve">Want to be a </w:t>
-      </w:r>
-      <w:r>
-        <w:rPr>
-          <w:b/>
-          <w:sz w:val="20"/>
-          <w:szCs w:val="20"/>
-          <w:u w:val="single"/>
-        </w:rPr>
-        <w:t xml:space="preserve">Python </w:t>
-      </w:r>
-      <w:proofErr w:type="gramStart"/>
-      <w:r>
-        <w:rPr>
-          <w:b/>
-          <w:sz w:val="20"/>
-          <w:szCs w:val="20"/>
-          <w:u w:val="single"/>
-        </w:rPr>
-        <w:t>developer</w:t>
-      </w:r>
-      <w:r>
-        <w:rPr>
-          <w:sz w:val="20"/>
-          <w:szCs w:val="20"/>
-        </w:rPr>
-        <w:t xml:space="preserve">  and</w:t>
-      </w:r>
-      <w:proofErr w:type="gramEnd"/>
-      <w:r>
-        <w:rPr>
-          <w:sz w:val="20"/>
-          <w:szCs w:val="20"/>
-        </w:rPr>
-        <w:t xml:space="preserve"> become part of an enthusiastic work environment ,where</w:t>
-      </w:r>
-      <w:r>
-        <w:rPr>
-          <w:sz w:val="20"/>
-          <w:szCs w:val="20"/>
-        </w:rPr>
-        <w:t xml:space="preserve"> </w:t>
-      </w:r>
-      <w:r>
-        <w:rPr>
-          <w:sz w:val="20"/>
-          <w:szCs w:val="20"/>
-        </w:rPr>
-        <w:t xml:space="preserve">I can use my technical skills of Python to accomplish organizational goals and </w:t>
-      </w:r>
-      <w:r>
-        <w:rPr>
-          <w:b/>
-          <w:sz w:val="20"/>
-          <w:szCs w:val="20"/>
-          <w:u w:val="single"/>
-        </w:rPr>
-        <w:t xml:space="preserve">improve Data science skills. </w:t>
-      </w:r>
-    </w:p>
-    <w:p>
-      <w:pPr>
-        <w:ind w:left="720"/>
-        <w:rPr>
-          <w:b/>
-          <w:sz w:val="20"/>
-          <w:szCs w:val="20"/>
-          <w:u w:val="single"/>
-        </w:rPr>
-      </w:pPr>
+        <w:ind w:left="1440"/>
+      </w:pPr>
+      <w:r>
+        <w:rPr>
+          <w:color w:val="000000"/>
+          <w:sz w:val="24"/>
+          <w:szCs w:val="24"/>
+        </w:rPr>
+        <w:t xml:space="preserve">    </w:t>
+      </w:r>
+      <w:r>
+        <w:rPr>
+          <w:color w:val="000000"/>
+          <w:sz w:val="24"/>
+          <w:szCs w:val="24"/>
+        </w:rPr>
+        <w:tab/>
+      </w:r>
+      <w:r>
+        <w:rPr>
+          <w:color w:val="000000"/>
+          <w:sz w:val="24"/>
+          <w:szCs w:val="24"/>
+        </w:rPr>
+        <w:tab/>
+      </w:r>
+      <w:r>
+        <w:rPr>
+          <w:color w:val="000000"/>
+          <w:sz w:val="24"/>
+          <w:szCs w:val="24"/>
+        </w:rPr>
+        <w:tab/>
+      </w:r>
+      <w:r>
+        <w:rPr>
+          <w:color w:val="000000"/>
+          <w:sz w:val="24"/>
+          <w:szCs w:val="24"/>
+        </w:rPr>
+        <w:tab/>
+      </w:r>
     </w:p>
     <w:p>
       <w:pPr>
@@ -1243,7 +1343,6 @@
           <w:szCs w:val="30"/>
         </w:rPr>
       </w:pPr>
-      <w:proofErr w:type="gramStart"/>
       <w:r>
         <w:rPr>
           <w:b/>
@@ -1269,17 +1368,7 @@
           <w:szCs w:val="30"/>
           <w:u w:val="single"/>
         </w:rPr>
-        <w:t>:</w:t>
-      </w:r>
-      <w:proofErr w:type="gramEnd"/>
-      <w:r>
-        <w:rPr>
-          <w:color w:val="000000"/>
-          <w:sz w:val="30"/>
-          <w:szCs w:val="30"/>
-          <w:u w:val="single"/>
-        </w:rPr>
-        <w:t xml:space="preserve">    </w:t>
+        <w:t xml:space="preserve">:    </w:t>
       </w:r>
     </w:p>
     <w:p>
@@ -1310,15 +1399,15 @@
         </w:numPr>
         <w:rPr>
           <w:color w:val="000000"/>
-          <w:sz w:val="20"/>
-          <w:szCs w:val="20"/>
-        </w:rPr>
-      </w:pPr>
-      <w:r>
-        <w:rPr>
-          <w:color w:val="000000"/>
-          <w:sz w:val="20"/>
-          <w:szCs w:val="20"/>
+          <w:sz w:val="24"/>
+          <w:szCs w:val="24"/>
+        </w:rPr>
+      </w:pPr>
+      <w:r>
+        <w:rPr>
+          <w:color w:val="000000"/>
+          <w:sz w:val="24"/>
+          <w:szCs w:val="24"/>
         </w:rPr>
         <w:t xml:space="preserve">RMD </w:t>
       </w:r>
@@ -1326,8 +1415,8 @@
       <w:r>
         <w:rPr>
           <w:color w:val="000000"/>
-          <w:sz w:val="20"/>
-          <w:szCs w:val="20"/>
+          <w:sz w:val="24"/>
+          <w:szCs w:val="24"/>
         </w:rPr>
         <w:t>Sinhgad</w:t>
       </w:r>
@@ -1335,66 +1424,90 @@
       <w:r>
         <w:rPr>
           <w:color w:val="000000"/>
-          <w:sz w:val="20"/>
-          <w:szCs w:val="20"/>
-        </w:rPr>
-        <w:t xml:space="preserve"> School </w:t>
-      </w:r>
-      <w:proofErr w:type="gramStart"/>
-      <w:r>
-        <w:rPr>
-          <w:color w:val="000000"/>
-          <w:sz w:val="20"/>
-          <w:szCs w:val="20"/>
-        </w:rPr>
-        <w:t>of</w:t>
-      </w:r>
-      <w:r>
-        <w:rPr>
-          <w:color w:val="000000"/>
-          <w:sz w:val="20"/>
-          <w:szCs w:val="20"/>
+          <w:sz w:val="24"/>
+          <w:szCs w:val="24"/>
+        </w:rPr>
+        <w:t xml:space="preserve"> School of</w:t>
+      </w:r>
+      <w:r>
+        <w:rPr>
+          <w:color w:val="000000"/>
+          <w:sz w:val="24"/>
+          <w:szCs w:val="24"/>
         </w:rPr>
         <w:t xml:space="preserve"> </w:t>
       </w:r>
       <w:r>
         <w:rPr>
           <w:color w:val="000000"/>
-          <w:sz w:val="20"/>
-          <w:szCs w:val="20"/>
-        </w:rPr>
-        <w:t xml:space="preserve"> Engineering</w:t>
-      </w:r>
-      <w:proofErr w:type="gramEnd"/>
-      <w:r>
-        <w:rPr>
-          <w:color w:val="000000"/>
-          <w:sz w:val="20"/>
-          <w:szCs w:val="20"/>
-        </w:rPr>
-        <w:t xml:space="preserve"> , Warje,Pune-58.</w:t>
-      </w:r>
-      <w:r>
-        <w:rPr>
-          <w:color w:val="000000"/>
-          <w:sz w:val="20"/>
-          <w:szCs w:val="20"/>
+          <w:sz w:val="24"/>
+          <w:szCs w:val="24"/>
+        </w:rPr>
+        <w:t xml:space="preserve"> </w:t>
+      </w:r>
+      <w:r>
+        <w:rPr>
+          <w:color w:val="000000"/>
+          <w:sz w:val="24"/>
+          <w:szCs w:val="24"/>
+        </w:rPr>
+        <w:t xml:space="preserve">Engineering, </w:t>
+      </w:r>
+      <w:proofErr w:type="spellStart"/>
+      <w:r>
+        <w:rPr>
+          <w:color w:val="000000"/>
+          <w:sz w:val="24"/>
+          <w:szCs w:val="24"/>
+        </w:rPr>
+        <w:t>Warje</w:t>
+      </w:r>
+      <w:proofErr w:type="spellEnd"/>
+      <w:r>
+        <w:rPr>
+          <w:color w:val="000000"/>
+          <w:sz w:val="24"/>
+          <w:szCs w:val="24"/>
+        </w:rPr>
+        <w:t>,</w:t>
+      </w:r>
+      <w:r>
+        <w:rPr>
+          <w:color w:val="000000"/>
+          <w:sz w:val="24"/>
+          <w:szCs w:val="24"/>
+        </w:rPr>
+        <w:t xml:space="preserve"> </w:t>
+      </w:r>
+      <w:r>
+        <w:rPr>
+          <w:color w:val="000000"/>
+          <w:sz w:val="24"/>
+          <w:szCs w:val="24"/>
+        </w:rPr>
+        <w:t>Pune-58.</w:t>
+      </w:r>
+      <w:r>
+        <w:rPr>
+          <w:color w:val="000000"/>
+          <w:sz w:val="24"/>
+          <w:szCs w:val="24"/>
         </w:rPr>
         <w:tab/>
       </w:r>
       <w:r>
         <w:rPr>
           <w:color w:val="000000"/>
-          <w:sz w:val="20"/>
-          <w:szCs w:val="20"/>
+          <w:sz w:val="24"/>
+          <w:szCs w:val="24"/>
         </w:rPr>
         <w:tab/>
       </w:r>
       <w:r>
         <w:rPr>
           <w:color w:val="000000"/>
-          <w:sz w:val="20"/>
-          <w:szCs w:val="20"/>
+          <w:sz w:val="24"/>
+          <w:szCs w:val="24"/>
         </w:rPr>
         <w:tab/>
         <w:t xml:space="preserve">          </w:t>
@@ -1403,8 +1516,8 @@
         <w:rPr>
           <w:i/>
           <w:color w:val="000000"/>
-          <w:sz w:val="20"/>
-          <w:szCs w:val="20"/>
+          <w:sz w:val="24"/>
+          <w:szCs w:val="24"/>
           <w:u w:val="single"/>
         </w:rPr>
         <w:t xml:space="preserve">     May-2023</w:t>
@@ -1416,38 +1529,35 @@
         <w:rPr>
           <w:b/>
           <w:color w:val="000000"/>
-          <w:sz w:val="20"/>
-          <w:szCs w:val="20"/>
-        </w:rPr>
-      </w:pPr>
-      <w:r>
-        <w:rPr>
-          <w:b/>
-          <w:sz w:val="20"/>
-          <w:szCs w:val="20"/>
+          <w:sz w:val="24"/>
+          <w:szCs w:val="24"/>
+        </w:rPr>
+      </w:pPr>
+      <w:r>
+        <w:rPr>
+          <w:b/>
+          <w:sz w:val="24"/>
+          <w:szCs w:val="24"/>
         </w:rPr>
         <w:t xml:space="preserve">    </w:t>
       </w:r>
       <w:r>
         <w:rPr>
           <w:b/>
-          <w:color w:val="000000"/>
-          <w:sz w:val="20"/>
-          <w:szCs w:val="20"/>
-        </w:rPr>
-        <w:t xml:space="preserve">B.E. in Computer Engineering | </w:t>
-      </w:r>
-      <w:proofErr w:type="gramStart"/>
-      <w:r>
-        <w:rPr>
-          <w:b/>
-          <w:color w:val="000000"/>
-          <w:sz w:val="20"/>
-          <w:szCs w:val="20"/>
-        </w:rPr>
-        <w:t>Pursuing .</w:t>
-      </w:r>
-      <w:proofErr w:type="gramEnd"/>
+          <w:sz w:val="24"/>
+          <w:szCs w:val="24"/>
+        </w:rPr>
+        <w:t xml:space="preserve">   </w:t>
+      </w:r>
+      <w:r>
+        <w:rPr>
+          <w:b/>
+          <w:color w:val="000000"/>
+          <w:sz w:val="24"/>
+          <w:szCs w:val="24"/>
+        </w:rPr>
+        <w:t xml:space="preserve">B.E. in Computer Engineering | Pursuing </w:t>
+      </w:r>
     </w:p>
     <w:p>
       <w:pPr>
@@ -1455,8 +1565,8 @@
         <w:rPr>
           <w:rFonts w:eastAsia="Liberation Serif" w:cs="Liberation Serif"/>
           <w:color w:val="000000"/>
-          <w:sz w:val="20"/>
-          <w:szCs w:val="20"/>
+          <w:sz w:val="24"/>
+          <w:szCs w:val="24"/>
         </w:rPr>
       </w:pPr>
     </w:p>
@@ -1468,16 +1578,16 @@
         </w:numPr>
         <w:rPr>
           <w:color w:val="000000"/>
-          <w:sz w:val="20"/>
-          <w:szCs w:val="20"/>
+          <w:sz w:val="24"/>
+          <w:szCs w:val="24"/>
         </w:rPr>
       </w:pPr>
       <w:proofErr w:type="spellStart"/>
       <w:r>
         <w:rPr>
           <w:color w:val="000000"/>
-          <w:sz w:val="20"/>
-          <w:szCs w:val="20"/>
+          <w:sz w:val="24"/>
+          <w:szCs w:val="24"/>
         </w:rPr>
         <w:t>Mahilashram</w:t>
       </w:r>
@@ -1485,52 +1595,68 @@
       <w:r>
         <w:rPr>
           <w:color w:val="000000"/>
-          <w:sz w:val="20"/>
-          <w:szCs w:val="20"/>
-        </w:rPr>
-        <w:t xml:space="preserve"> High School &amp; Junior </w:t>
-      </w:r>
-      <w:proofErr w:type="gramStart"/>
-      <w:r>
-        <w:rPr>
-          <w:color w:val="000000"/>
-          <w:sz w:val="20"/>
-          <w:szCs w:val="20"/>
-        </w:rPr>
-        <w:t>College,Karvenagar</w:t>
-      </w:r>
-      <w:proofErr w:type="gramEnd"/>
-      <w:r>
-        <w:rPr>
-          <w:color w:val="000000"/>
-          <w:sz w:val="20"/>
-          <w:szCs w:val="20"/>
-        </w:rPr>
-        <w:t>,Pune-52.</w:t>
-      </w:r>
-      <w:r>
-        <w:rPr>
-          <w:color w:val="000000"/>
-          <w:sz w:val="20"/>
-          <w:szCs w:val="20"/>
+          <w:sz w:val="24"/>
+          <w:szCs w:val="24"/>
+        </w:rPr>
+        <w:t xml:space="preserve"> High School &amp; Junior College,</w:t>
+      </w:r>
+      <w:r>
+        <w:rPr>
+          <w:color w:val="000000"/>
+          <w:sz w:val="24"/>
+          <w:szCs w:val="24"/>
+        </w:rPr>
+        <w:t xml:space="preserve"> </w:t>
+      </w:r>
+      <w:proofErr w:type="spellStart"/>
+      <w:r>
+        <w:rPr>
+          <w:color w:val="000000"/>
+          <w:sz w:val="24"/>
+          <w:szCs w:val="24"/>
+        </w:rPr>
+        <w:t>Karvenagar</w:t>
+      </w:r>
+      <w:proofErr w:type="spellEnd"/>
+      <w:r>
+        <w:rPr>
+          <w:color w:val="000000"/>
+          <w:sz w:val="24"/>
+          <w:szCs w:val="24"/>
+        </w:rPr>
+        <w:t>,</w:t>
+      </w:r>
+      <w:r>
+        <w:rPr>
+          <w:color w:val="000000"/>
+          <w:sz w:val="24"/>
+          <w:szCs w:val="24"/>
+        </w:rPr>
+        <w:t xml:space="preserve"> </w:t>
+      </w:r>
+      <w:r>
+        <w:rPr>
+          <w:color w:val="000000"/>
+          <w:sz w:val="24"/>
+          <w:szCs w:val="24"/>
+        </w:rPr>
+        <w:t>Pune-52.</w:t>
+      </w:r>
+      <w:r>
+        <w:rPr>
+          <w:color w:val="000000"/>
+          <w:sz w:val="24"/>
+          <w:szCs w:val="24"/>
         </w:rPr>
         <w:tab/>
-      </w:r>
-      <w:r>
-        <w:rPr>
-          <w:color w:val="000000"/>
-          <w:sz w:val="20"/>
-          <w:szCs w:val="20"/>
-        </w:rPr>
-        <w:tab/>
-        <w:t xml:space="preserve">        </w:t>
+        <w:t xml:space="preserve">          </w:t>
       </w:r>
       <w:r>
         <w:rPr>
           <w:i/>
           <w:color w:val="000000"/>
-          <w:sz w:val="20"/>
-          <w:szCs w:val="20"/>
+          <w:sz w:val="24"/>
+          <w:szCs w:val="24"/>
           <w:u w:val="single"/>
         </w:rPr>
         <w:t xml:space="preserve">    March-2019</w:t>
@@ -1542,24 +1668,40 @@
         <w:rPr>
           <w:b/>
           <w:color w:val="000000"/>
-          <w:sz w:val="20"/>
-          <w:szCs w:val="20"/>
-        </w:rPr>
-      </w:pPr>
-      <w:r>
-        <w:rPr>
-          <w:b/>
-          <w:sz w:val="20"/>
-          <w:szCs w:val="20"/>
-        </w:rPr>
-        <w:t xml:space="preserve">    </w:t>
-      </w:r>
-      <w:r>
-        <w:rPr>
-          <w:b/>
-          <w:color w:val="000000"/>
-          <w:sz w:val="20"/>
-          <w:szCs w:val="20"/>
+          <w:sz w:val="24"/>
+          <w:szCs w:val="24"/>
+        </w:rPr>
+      </w:pPr>
+      <w:r>
+        <w:rPr>
+          <w:b/>
+          <w:sz w:val="24"/>
+          <w:szCs w:val="24"/>
+        </w:rPr>
+        <w:t xml:space="preserve">   </w:t>
+      </w:r>
+      <w:r>
+        <w:rPr>
+          <w:b/>
+          <w:sz w:val="24"/>
+          <w:szCs w:val="24"/>
+        </w:rPr>
+        <w:t xml:space="preserve">  </w:t>
+      </w:r>
+      <w:r>
+        <w:rPr>
+          <w:b/>
+          <w:sz w:val="24"/>
+          <w:szCs w:val="24"/>
+        </w:rPr>
+        <w:t xml:space="preserve"> </w:t>
+      </w:r>
+      <w:r>
+        <w:rPr>
+          <w:b/>
+          <w:color w:val="000000"/>
+          <w:sz w:val="24"/>
+          <w:szCs w:val="24"/>
         </w:rPr>
         <w:t>Higher Secondary-12</w:t>
       </w:r>
@@ -1567,8 +1709,8 @@
         <w:rPr>
           <w:b/>
           <w:color w:val="000000"/>
-          <w:sz w:val="20"/>
-          <w:szCs w:val="20"/>
+          <w:sz w:val="24"/>
+          <w:szCs w:val="24"/>
           <w:vertAlign w:val="superscript"/>
         </w:rPr>
         <w:t xml:space="preserve">th </w:t>
@@ -1577,30 +1719,37 @@
         <w:rPr>
           <w:b/>
           <w:color w:val="000000"/>
-          <w:sz w:val="20"/>
-          <w:szCs w:val="20"/>
+          <w:sz w:val="24"/>
+          <w:szCs w:val="24"/>
         </w:rPr>
         <w:t>class | 77.54</w:t>
       </w:r>
-      <w:proofErr w:type="gramStart"/>
-      <w:r>
-        <w:rPr>
-          <w:b/>
-          <w:color w:val="000000"/>
-          <w:sz w:val="20"/>
-          <w:szCs w:val="20"/>
-        </w:rPr>
-        <w:t>% .</w:t>
-      </w:r>
-      <w:proofErr w:type="gramEnd"/>
+      <w:r>
+        <w:rPr>
+          <w:b/>
+          <w:color w:val="000000"/>
+          <w:sz w:val="24"/>
+          <w:szCs w:val="24"/>
+        </w:rPr>
+        <w:t xml:space="preserve"> </w:t>
+      </w:r>
+      <w:r>
+        <w:rPr>
+          <w:b/>
+          <w:color w:val="000000"/>
+          <w:sz w:val="24"/>
+          <w:szCs w:val="24"/>
+        </w:rPr>
+        <w:t xml:space="preserve">% </w:t>
+      </w:r>
     </w:p>
     <w:p>
       <w:pPr>
         <w:ind w:left="454"/>
         <w:rPr>
           <w:color w:val="000000"/>
-          <w:sz w:val="20"/>
-          <w:szCs w:val="20"/>
+          <w:sz w:val="24"/>
+          <w:szCs w:val="24"/>
         </w:rPr>
       </w:pPr>
     </w:p>
@@ -1612,16 +1761,16 @@
         </w:numPr>
         <w:rPr>
           <w:color w:val="000000"/>
-          <w:sz w:val="20"/>
-          <w:szCs w:val="20"/>
+          <w:sz w:val="24"/>
+          <w:szCs w:val="24"/>
         </w:rPr>
       </w:pPr>
       <w:proofErr w:type="spellStart"/>
       <w:r>
         <w:rPr>
           <w:color w:val="000000"/>
-          <w:sz w:val="20"/>
-          <w:szCs w:val="20"/>
+          <w:sz w:val="24"/>
+          <w:szCs w:val="24"/>
         </w:rPr>
         <w:t>Abhijat</w:t>
       </w:r>
@@ -1629,18 +1778,17 @@
       <w:r>
         <w:rPr>
           <w:color w:val="000000"/>
-          <w:sz w:val="20"/>
-          <w:szCs w:val="20"/>
+          <w:sz w:val="24"/>
+          <w:szCs w:val="24"/>
         </w:rPr>
         <w:t xml:space="preserve"> High School, </w:t>
       </w:r>
       <w:proofErr w:type="spellStart"/>
-      <w:proofErr w:type="gramStart"/>
-      <w:r>
-        <w:rPr>
-          <w:color w:val="000000"/>
-          <w:sz w:val="20"/>
-          <w:szCs w:val="20"/>
+      <w:r>
+        <w:rPr>
+          <w:color w:val="000000"/>
+          <w:sz w:val="24"/>
+          <w:szCs w:val="24"/>
         </w:rPr>
         <w:t>Karvenagar</w:t>
       </w:r>
@@ -1648,49 +1796,56 @@
       <w:r>
         <w:rPr>
           <w:color w:val="000000"/>
-          <w:sz w:val="20"/>
-          <w:szCs w:val="20"/>
-        </w:rPr>
-        <w:t xml:space="preserve"> ,Pune</w:t>
-      </w:r>
-      <w:proofErr w:type="gramEnd"/>
-      <w:r>
-        <w:rPr>
-          <w:color w:val="000000"/>
-          <w:sz w:val="20"/>
-          <w:szCs w:val="20"/>
-        </w:rPr>
-        <w:t xml:space="preserve"> – 52.</w:t>
-      </w:r>
-      <w:r>
-        <w:rPr>
-          <w:color w:val="000000"/>
-          <w:sz w:val="20"/>
-          <w:szCs w:val="20"/>
+          <w:sz w:val="24"/>
+          <w:szCs w:val="24"/>
+        </w:rPr>
+        <w:t>,</w:t>
+      </w:r>
+      <w:r>
+        <w:rPr>
+          <w:color w:val="000000"/>
+          <w:sz w:val="24"/>
+          <w:szCs w:val="24"/>
+        </w:rPr>
+        <w:t xml:space="preserve"> </w:t>
+      </w:r>
+      <w:r>
+        <w:rPr>
+          <w:color w:val="000000"/>
+          <w:sz w:val="24"/>
+          <w:szCs w:val="24"/>
+        </w:rPr>
+        <w:t>Pune – 52.</w:t>
+      </w:r>
+      <w:r>
+        <w:rPr>
+          <w:color w:val="000000"/>
+          <w:sz w:val="24"/>
+          <w:szCs w:val="24"/>
         </w:rPr>
         <w:tab/>
       </w:r>
       <w:r>
         <w:rPr>
           <w:color w:val="000000"/>
-          <w:sz w:val="20"/>
-          <w:szCs w:val="20"/>
+          <w:sz w:val="24"/>
+          <w:szCs w:val="24"/>
         </w:rPr>
         <w:tab/>
       </w:r>
       <w:r>
         <w:rPr>
           <w:color w:val="000000"/>
-          <w:sz w:val="20"/>
-          <w:szCs w:val="20"/>
+          <w:sz w:val="24"/>
+          <w:szCs w:val="24"/>
         </w:rPr>
         <w:tab/>
       </w:r>
       <w:r>
         <w:rPr>
           <w:color w:val="000000"/>
-          <w:sz w:val="20"/>
-          <w:szCs w:val="20"/>
+          <w:sz w:val="24"/>
+          <w:szCs w:val="24"/>
         </w:rPr>
         <w:tab/>
         <w:t xml:space="preserve">       </w:t>
@@ -1699,8 +1854,8 @@
         <w:rPr>
           <w:i/>
           <w:color w:val="000000"/>
-          <w:sz w:val="20"/>
-          <w:szCs w:val="20"/>
+          <w:sz w:val="24"/>
+          <w:szCs w:val="24"/>
           <w:u w:val="single"/>
         </w:rPr>
         <w:t xml:space="preserve">     March-2017</w:t>
@@ -1712,24 +1867,40 @@
         <w:rPr>
           <w:b/>
           <w:color w:val="000000"/>
-          <w:sz w:val="20"/>
-          <w:szCs w:val="20"/>
-        </w:rPr>
-      </w:pPr>
-      <w:r>
-        <w:rPr>
-          <w:b/>
-          <w:sz w:val="20"/>
-          <w:szCs w:val="20"/>
-        </w:rPr>
-        <w:t xml:space="preserve">    </w:t>
-      </w:r>
-      <w:r>
-        <w:rPr>
-          <w:b/>
-          <w:color w:val="000000"/>
-          <w:sz w:val="20"/>
-          <w:szCs w:val="20"/>
+          <w:sz w:val="24"/>
+          <w:szCs w:val="24"/>
+        </w:rPr>
+      </w:pPr>
+      <w:r>
+        <w:rPr>
+          <w:b/>
+          <w:sz w:val="24"/>
+          <w:szCs w:val="24"/>
+        </w:rPr>
+        <w:t xml:space="preserve">   </w:t>
+      </w:r>
+      <w:r>
+        <w:rPr>
+          <w:b/>
+          <w:sz w:val="24"/>
+          <w:szCs w:val="24"/>
+        </w:rPr>
+        <w:t xml:space="preserve">   </w:t>
+      </w:r>
+      <w:r>
+        <w:rPr>
+          <w:b/>
+          <w:sz w:val="24"/>
+          <w:szCs w:val="24"/>
+        </w:rPr>
+        <w:t xml:space="preserve"> </w:t>
+      </w:r>
+      <w:r>
+        <w:rPr>
+          <w:b/>
+          <w:color w:val="000000"/>
+          <w:sz w:val="24"/>
+          <w:szCs w:val="24"/>
         </w:rPr>
         <w:t>Secondary - 10</w:t>
       </w:r>
@@ -1737,8 +1908,8 @@
         <w:rPr>
           <w:b/>
           <w:color w:val="000000"/>
-          <w:sz w:val="20"/>
-          <w:szCs w:val="20"/>
+          <w:sz w:val="24"/>
+          <w:szCs w:val="24"/>
           <w:vertAlign w:val="superscript"/>
         </w:rPr>
         <w:t xml:space="preserve">th </w:t>
@@ -1747,22 +1918,29 @@
         <w:rPr>
           <w:b/>
           <w:color w:val="000000"/>
-          <w:sz w:val="20"/>
-          <w:szCs w:val="20"/>
+          <w:sz w:val="24"/>
+          <w:szCs w:val="24"/>
         </w:rPr>
         <w:t>class | 96.80</w:t>
       </w:r>
-      <w:proofErr w:type="gramStart"/>
-      <w:r>
-        <w:rPr>
-          <w:b/>
-          <w:color w:val="000000"/>
-          <w:sz w:val="20"/>
-          <w:szCs w:val="20"/>
-        </w:rPr>
-        <w:t>% .</w:t>
-      </w:r>
-      <w:proofErr w:type="gramEnd"/>
+      <w:r>
+        <w:rPr>
+          <w:b/>
+          <w:color w:val="000000"/>
+          <w:sz w:val="24"/>
+          <w:szCs w:val="24"/>
+        </w:rPr>
+        <w:t xml:space="preserve"> </w:t>
+      </w:r>
+      <w:r>
+        <w:rPr>
+          <w:b/>
+          <w:color w:val="000000"/>
+          <w:sz w:val="24"/>
+          <w:szCs w:val="24"/>
+        </w:rPr>
+        <w:t xml:space="preserve">% </w:t>
+      </w:r>
     </w:p>
     <w:p>
       <w:pPr>
@@ -1783,7 +1961,6 @@
           <w:color w:val="000000"/>
         </w:rPr>
       </w:pPr>
-      <w:proofErr w:type="gramStart"/>
       <w:r>
         <w:rPr>
           <w:b/>
@@ -1792,18 +1969,7 @@
           <w:szCs w:val="30"/>
           <w:u w:val="single"/>
         </w:rPr>
-        <w:t>Strengths  :</w:t>
-      </w:r>
-      <w:proofErr w:type="gramEnd"/>
-      <w:r>
-        <w:rPr>
-          <w:b/>
-          <w:color w:val="000000"/>
-          <w:sz w:val="30"/>
-          <w:szCs w:val="30"/>
-          <w:u w:val="single"/>
-        </w:rPr>
-        <w:t xml:space="preserve">                                                                                                       </w:t>
+        <w:t xml:space="preserve">Strengths  :                                                                                                       </w:t>
       </w:r>
       <w:r>
         <w:rPr>
@@ -1823,15 +1989,15 @@
         </w:numPr>
         <w:rPr>
           <w:color w:val="000000"/>
-          <w:sz w:val="20"/>
-          <w:szCs w:val="20"/>
-        </w:rPr>
-      </w:pPr>
-      <w:r>
-        <w:rPr>
-          <w:color w:val="000000"/>
-          <w:sz w:val="20"/>
-          <w:szCs w:val="20"/>
+          <w:sz w:val="24"/>
+          <w:szCs w:val="24"/>
+        </w:rPr>
+      </w:pPr>
+      <w:r>
+        <w:rPr>
+          <w:color w:val="000000"/>
+          <w:sz w:val="24"/>
+          <w:szCs w:val="24"/>
         </w:rPr>
         <w:t>Always enthusiast to learn new technical skills</w:t>
       </w:r>
@@ -1843,16 +2009,42 @@
           <w:numId w:val="9"/>
         </w:numPr>
         <w:rPr>
-          <w:sz w:val="20"/>
-          <w:szCs w:val="20"/>
-        </w:rPr>
-      </w:pPr>
-      <w:r>
-        <w:rPr>
-          <w:sz w:val="20"/>
-          <w:szCs w:val="20"/>
+          <w:sz w:val="24"/>
+          <w:szCs w:val="24"/>
+        </w:rPr>
+      </w:pPr>
+      <w:r>
+        <w:rPr>
+          <w:sz w:val="24"/>
+          <w:szCs w:val="24"/>
         </w:rPr>
         <w:t>Versatile.</w:t>
+      </w:r>
+    </w:p>
+    <w:p>
+      <w:pPr>
+        <w:numPr>
+          <w:ilvl w:val="0"/>
+          <w:numId w:val="9"/>
+        </w:numPr>
+        <w:rPr>
+          <w:sz w:val="24"/>
+          <w:szCs w:val="24"/>
+        </w:rPr>
+      </w:pPr>
+      <w:r>
+        <w:rPr>
+          <w:sz w:val="24"/>
+          <w:szCs w:val="24"/>
+        </w:rPr>
+        <w:t>Good Communication</w:t>
+      </w:r>
+      <w:r>
+        <w:rPr>
+          <w:sz w:val="24"/>
+          <w:szCs w:val="24"/>
+        </w:rPr>
+        <w:t xml:space="preserve"> Skills</w:t>
       </w:r>
     </w:p>
     <w:p/>
@@ -1894,8 +2086,8 @@
           <w:szCs w:val="20"/>
         </w:rPr>
         <w:sectPr>
-          <w:headerReference w:type="default" r:id="rId11"/>
-          <w:footerReference w:type="default" r:id="rId12"/>
+          <w:headerReference w:type="default" r:id="rId12"/>
+          <w:footerReference w:type="default" r:id="rId13"/>
           <w:pgSz w:w="16838" w:h="23811" w:code="8"/>
           <w:pgMar w:top="1725" w:right="1166" w:bottom="1442" w:left="1166" w:header="1166" w:footer="1166" w:gutter="0"/>
           <w:pgNumType w:start="1"/>
@@ -1910,6 +2102,7 @@
           <w:sz w:val="20"/>
           <w:szCs w:val="20"/>
         </w:rPr>
+        <w:lastRenderedPageBreak/>
         <w:t xml:space="preserve">       </w:t>
       </w:r>
     </w:p>
@@ -2010,8 +2203,8 @@
       </w:r>
     </w:p>
     <w:sectPr>
-      <w:headerReference w:type="default" r:id="rId13"/>
-      <w:footerReference w:type="default" r:id="rId14"/>
+      <w:headerReference w:type="default" r:id="rId14"/>
+      <w:footerReference w:type="default" r:id="rId15"/>
       <w:pgSz w:w="11906" w:h="16838"/>
       <w:pgMar w:top="1134" w:right="1134" w:bottom="1134" w:left="1134" w:header="0" w:footer="0" w:gutter="0"/>
       <w:cols w:space="720"/>
@@ -2115,6 +2308,119 @@
 <file path=word/numbering.xml><?xml version="1.0" encoding="utf-8"?>
 <w:numbering xmlns:wpc="http://schemas.microsoft.com/office/word/2010/wordprocessingCanvas" xmlns:cx="http://schemas.microsoft.com/office/drawing/2014/chartex" xmlns:cx1="http://schemas.microsoft.com/office/drawing/2015/9/8/chartex" xmlns:cx2="http://schemas.microsoft.com/office/drawing/2015/10/21/chartex" xmlns:cx3="http://schemas.microsoft.com/office/drawing/2016/5/9/chartex" xmlns:cx4="http://schemas.microsoft.com/office/drawing/2016/5/10/chartex" xmlns:cx5="http://schemas.microsoft.com/office/drawing/2016/5/11/chartex" xmlns:cx6="http://schemas.microsoft.com/office/drawing/2016/5/12/chartex" xmlns:cx7="http://schemas.microsoft.com/office/drawing/2016/5/13/chartex" xmlns:cx8="http://schemas.microsoft.com/office/drawing/2016/5/14/chartex" xmlns:mc="http://schemas.openxmlformats.org/markup-compatibility/2006" xmlns:aink="http://schemas.microsoft.com/office/drawing/2016/ink" xmlns:am3d="http://schemas.microsoft.com/office/drawing/2017/model3d" xmlns:o="urn:schemas-microsoft-com:office:office" xmlns:oel="http://schemas.microsoft.com/office/2019/extlst" xmlns:r="http://schemas.openxmlformats.org/officeDocument/2006/relationships" xmlns:m="http://schemas.openxmlformats.org/officeDocument/2006/math" xmlns:v="urn:schemas-microsoft-com:vml" xmlns:wp14="http://schemas.microsoft.com/office/word/2010/wordprocessingDrawing" xmlns:wp="http://schemas.openxmlformats.org/drawingml/2006/wordprocessingDrawing" xmlns:w10="urn:schemas-microsoft-com:office:word" xmlns:w="http://schemas.openxmlformats.org/wordprocessingml/2006/main" xmlns:w14="http://schemas.microsoft.com/office/word/2010/wordml" xmlns:w15="http://schemas.microsoft.com/office/word/2012/wordml" xmlns:w16cex="http://schemas.microsoft.com/office/word/2018/wordml/cex" xmlns:w16cid="http://schemas.microsoft.com/office/word/2016/wordml/cid" xmlns:w16="http://schemas.microsoft.com/office/word/2018/wordml" xmlns:w16sdtdh="http://schemas.microsoft.com/office/word/2020/wordml/sdtdatahash" xmlns:w16se="http://schemas.microsoft.com/office/word/2015/wordml/symex" xmlns:wpg="http://schemas.microsoft.com/office/word/2010/wordprocessingGroup" xmlns:wpi="http://schemas.microsoft.com/office/word/2010/wordprocessingInk" xmlns:wne="http://schemas.microsoft.com/office/word/2006/wordml" xmlns:wps="http://schemas.microsoft.com/office/word/2010/wordprocessingShape" mc:Ignorable="w14 w15 w16se w16cid w16 w16cex w16sdtdh wp14">
   <w:abstractNum w:abstractNumId="0" w15:restartNumberingAfterBreak="0">
+    <w:nsid w:val="01F95433"/>
+    <w:multiLevelType w:val="hybridMultilevel"/>
+    <w:tmpl w:val="05724BEC"/>
+    <w:lvl w:ilvl="0" w:tplc="4009000B">
+      <w:start w:val="1"/>
+      <w:numFmt w:val="bullet"/>
+      <w:lvlText w:val=""/>
+      <w:lvlJc w:val="left"/>
+      <w:pPr>
+        <w:ind w:left="720" w:hanging="360"/>
+      </w:pPr>
+      <w:rPr>
+        <w:rFonts w:ascii="Wingdings" w:hAnsi="Wingdings" w:hint="default"/>
+      </w:rPr>
+    </w:lvl>
+    <w:lvl w:ilvl="1" w:tplc="40090003" w:tentative="1">
+      <w:start w:val="1"/>
+      <w:numFmt w:val="bullet"/>
+      <w:lvlText w:val="o"/>
+      <w:lvlJc w:val="left"/>
+      <w:pPr>
+        <w:ind w:left="1440" w:hanging="360"/>
+      </w:pPr>
+      <w:rPr>
+        <w:rFonts w:ascii="Courier New" w:hAnsi="Courier New" w:cs="Courier New" w:hint="default"/>
+      </w:rPr>
+    </w:lvl>
+    <w:lvl w:ilvl="2" w:tplc="40090005" w:tentative="1">
+      <w:start w:val="1"/>
+      <w:numFmt w:val="bullet"/>
+      <w:lvlText w:val=""/>
+      <w:lvlJc w:val="left"/>
+      <w:pPr>
+        <w:ind w:left="2160" w:hanging="360"/>
+      </w:pPr>
+      <w:rPr>
+        <w:rFonts w:ascii="Wingdings" w:hAnsi="Wingdings" w:hint="default"/>
+      </w:rPr>
+    </w:lvl>
+    <w:lvl w:ilvl="3" w:tplc="40090001" w:tentative="1">
+      <w:start w:val="1"/>
+      <w:numFmt w:val="bullet"/>
+      <w:lvlText w:val=""/>
+      <w:lvlJc w:val="left"/>
+      <w:pPr>
+        <w:ind w:left="2880" w:hanging="360"/>
+      </w:pPr>
+      <w:rPr>
+        <w:rFonts w:ascii="Symbol" w:hAnsi="Symbol" w:hint="default"/>
+      </w:rPr>
+    </w:lvl>
+    <w:lvl w:ilvl="4" w:tplc="40090003" w:tentative="1">
+      <w:start w:val="1"/>
+      <w:numFmt w:val="bullet"/>
+      <w:lvlText w:val="o"/>
+      <w:lvlJc w:val="left"/>
+      <w:pPr>
+        <w:ind w:left="3600" w:hanging="360"/>
+      </w:pPr>
+      <w:rPr>
+        <w:rFonts w:ascii="Courier New" w:hAnsi="Courier New" w:cs="Courier New" w:hint="default"/>
+      </w:rPr>
+    </w:lvl>
+    <w:lvl w:ilvl="5" w:tplc="40090005" w:tentative="1">
+      <w:start w:val="1"/>
+      <w:numFmt w:val="bullet"/>
+      <w:lvlText w:val=""/>
+      <w:lvlJc w:val="left"/>
+      <w:pPr>
+        <w:ind w:left="4320" w:hanging="360"/>
+      </w:pPr>
+      <w:rPr>
+        <w:rFonts w:ascii="Wingdings" w:hAnsi="Wingdings" w:hint="default"/>
+      </w:rPr>
+    </w:lvl>
+    <w:lvl w:ilvl="6" w:tplc="40090001" w:tentative="1">
+      <w:start w:val="1"/>
+      <w:numFmt w:val="bullet"/>
+      <w:lvlText w:val=""/>
+      <w:lvlJc w:val="left"/>
+      <w:pPr>
+        <w:ind w:left="5040" w:hanging="360"/>
+      </w:pPr>
+      <w:rPr>
+        <w:rFonts w:ascii="Symbol" w:hAnsi="Symbol" w:hint="default"/>
+      </w:rPr>
+    </w:lvl>
+    <w:lvl w:ilvl="7" w:tplc="40090003" w:tentative="1">
+      <w:start w:val="1"/>
+      <w:numFmt w:val="bullet"/>
+      <w:lvlText w:val="o"/>
+      <w:lvlJc w:val="left"/>
+      <w:pPr>
+        <w:ind w:left="5760" w:hanging="360"/>
+      </w:pPr>
+      <w:rPr>
+        <w:rFonts w:ascii="Courier New" w:hAnsi="Courier New" w:cs="Courier New" w:hint="default"/>
+      </w:rPr>
+    </w:lvl>
+    <w:lvl w:ilvl="8" w:tplc="40090005" w:tentative="1">
+      <w:start w:val="1"/>
+      <w:numFmt w:val="bullet"/>
+      <w:lvlText w:val=""/>
+      <w:lvlJc w:val="left"/>
+      <w:pPr>
+        <w:ind w:left="6480" w:hanging="360"/>
+      </w:pPr>
+      <w:rPr>
+        <w:rFonts w:ascii="Wingdings" w:hAnsi="Wingdings" w:hint="default"/>
+      </w:rPr>
+    </w:lvl>
+  </w:abstractNum>
+  <w:abstractNum w:abstractNumId="1" w15:restartNumberingAfterBreak="0">
     <w:nsid w:val="061A49FF"/>
     <w:multiLevelType w:val="multilevel"/>
     <w:tmpl w:val="16FE5F9A"/>
@@ -2227,7 +2533,7 @@
       </w:rPr>
     </w:lvl>
   </w:abstractNum>
-  <w:abstractNum w:abstractNumId="1" w15:restartNumberingAfterBreak="0">
+  <w:abstractNum w:abstractNumId="2" w15:restartNumberingAfterBreak="0">
     <w:nsid w:val="07C83BED"/>
     <w:multiLevelType w:val="multilevel"/>
     <w:tmpl w:val="43A812EC"/>
@@ -2340,7 +2646,233 @@
       </w:rPr>
     </w:lvl>
   </w:abstractNum>
-  <w:abstractNum w:abstractNumId="2" w15:restartNumberingAfterBreak="0">
+  <w:abstractNum w:abstractNumId="3" w15:restartNumberingAfterBreak="0">
+    <w:nsid w:val="0B97613C"/>
+    <w:multiLevelType w:val="hybridMultilevel"/>
+    <w:tmpl w:val="0C580CB0"/>
+    <w:lvl w:ilvl="0" w:tplc="40090001">
+      <w:start w:val="1"/>
+      <w:numFmt w:val="bullet"/>
+      <w:lvlText w:val=""/>
+      <w:lvlJc w:val="left"/>
+      <w:pPr>
+        <w:ind w:left="1440" w:hanging="360"/>
+      </w:pPr>
+      <w:rPr>
+        <w:rFonts w:ascii="Symbol" w:hAnsi="Symbol" w:hint="default"/>
+      </w:rPr>
+    </w:lvl>
+    <w:lvl w:ilvl="1" w:tplc="40090003" w:tentative="1">
+      <w:start w:val="1"/>
+      <w:numFmt w:val="bullet"/>
+      <w:lvlText w:val="o"/>
+      <w:lvlJc w:val="left"/>
+      <w:pPr>
+        <w:ind w:left="2160" w:hanging="360"/>
+      </w:pPr>
+      <w:rPr>
+        <w:rFonts w:ascii="Courier New" w:hAnsi="Courier New" w:cs="Courier New" w:hint="default"/>
+      </w:rPr>
+    </w:lvl>
+    <w:lvl w:ilvl="2" w:tplc="40090005" w:tentative="1">
+      <w:start w:val="1"/>
+      <w:numFmt w:val="bullet"/>
+      <w:lvlText w:val=""/>
+      <w:lvlJc w:val="left"/>
+      <w:pPr>
+        <w:ind w:left="2880" w:hanging="360"/>
+      </w:pPr>
+      <w:rPr>
+        <w:rFonts w:ascii="Wingdings" w:hAnsi="Wingdings" w:hint="default"/>
+      </w:rPr>
+    </w:lvl>
+    <w:lvl w:ilvl="3" w:tplc="40090001" w:tentative="1">
+      <w:start w:val="1"/>
+      <w:numFmt w:val="bullet"/>
+      <w:lvlText w:val=""/>
+      <w:lvlJc w:val="left"/>
+      <w:pPr>
+        <w:ind w:left="3600" w:hanging="360"/>
+      </w:pPr>
+      <w:rPr>
+        <w:rFonts w:ascii="Symbol" w:hAnsi="Symbol" w:hint="default"/>
+      </w:rPr>
+    </w:lvl>
+    <w:lvl w:ilvl="4" w:tplc="40090003" w:tentative="1">
+      <w:start w:val="1"/>
+      <w:numFmt w:val="bullet"/>
+      <w:lvlText w:val="o"/>
+      <w:lvlJc w:val="left"/>
+      <w:pPr>
+        <w:ind w:left="4320" w:hanging="360"/>
+      </w:pPr>
+      <w:rPr>
+        <w:rFonts w:ascii="Courier New" w:hAnsi="Courier New" w:cs="Courier New" w:hint="default"/>
+      </w:rPr>
+    </w:lvl>
+    <w:lvl w:ilvl="5" w:tplc="40090005" w:tentative="1">
+      <w:start w:val="1"/>
+      <w:numFmt w:val="bullet"/>
+      <w:lvlText w:val=""/>
+      <w:lvlJc w:val="left"/>
+      <w:pPr>
+        <w:ind w:left="5040" w:hanging="360"/>
+      </w:pPr>
+      <w:rPr>
+        <w:rFonts w:ascii="Wingdings" w:hAnsi="Wingdings" w:hint="default"/>
+      </w:rPr>
+    </w:lvl>
+    <w:lvl w:ilvl="6" w:tplc="40090001" w:tentative="1">
+      <w:start w:val="1"/>
+      <w:numFmt w:val="bullet"/>
+      <w:lvlText w:val=""/>
+      <w:lvlJc w:val="left"/>
+      <w:pPr>
+        <w:ind w:left="5760" w:hanging="360"/>
+      </w:pPr>
+      <w:rPr>
+        <w:rFonts w:ascii="Symbol" w:hAnsi="Symbol" w:hint="default"/>
+      </w:rPr>
+    </w:lvl>
+    <w:lvl w:ilvl="7" w:tplc="40090003" w:tentative="1">
+      <w:start w:val="1"/>
+      <w:numFmt w:val="bullet"/>
+      <w:lvlText w:val="o"/>
+      <w:lvlJc w:val="left"/>
+      <w:pPr>
+        <w:ind w:left="6480" w:hanging="360"/>
+      </w:pPr>
+      <w:rPr>
+        <w:rFonts w:ascii="Courier New" w:hAnsi="Courier New" w:cs="Courier New" w:hint="default"/>
+      </w:rPr>
+    </w:lvl>
+    <w:lvl w:ilvl="8" w:tplc="40090005" w:tentative="1">
+      <w:start w:val="1"/>
+      <w:numFmt w:val="bullet"/>
+      <w:lvlText w:val=""/>
+      <w:lvlJc w:val="left"/>
+      <w:pPr>
+        <w:ind w:left="7200" w:hanging="360"/>
+      </w:pPr>
+      <w:rPr>
+        <w:rFonts w:ascii="Wingdings" w:hAnsi="Wingdings" w:hint="default"/>
+      </w:rPr>
+    </w:lvl>
+  </w:abstractNum>
+  <w:abstractNum w:abstractNumId="4" w15:restartNumberingAfterBreak="0">
+    <w:nsid w:val="181065B7"/>
+    <w:multiLevelType w:val="hybridMultilevel"/>
+    <w:tmpl w:val="D270A278"/>
+    <w:lvl w:ilvl="0" w:tplc="40090001">
+      <w:start w:val="1"/>
+      <w:numFmt w:val="bullet"/>
+      <w:lvlText w:val=""/>
+      <w:lvlJc w:val="left"/>
+      <w:pPr>
+        <w:ind w:left="1440" w:hanging="360"/>
+      </w:pPr>
+      <w:rPr>
+        <w:rFonts w:ascii="Symbol" w:hAnsi="Symbol" w:hint="default"/>
+      </w:rPr>
+    </w:lvl>
+    <w:lvl w:ilvl="1" w:tplc="40090003" w:tentative="1">
+      <w:start w:val="1"/>
+      <w:numFmt w:val="bullet"/>
+      <w:lvlText w:val="o"/>
+      <w:lvlJc w:val="left"/>
+      <w:pPr>
+        <w:ind w:left="2160" w:hanging="360"/>
+      </w:pPr>
+      <w:rPr>
+        <w:rFonts w:ascii="Courier New" w:hAnsi="Courier New" w:cs="Courier New" w:hint="default"/>
+      </w:rPr>
+    </w:lvl>
+    <w:lvl w:ilvl="2" w:tplc="40090005" w:tentative="1">
+      <w:start w:val="1"/>
+      <w:numFmt w:val="bullet"/>
+      <w:lvlText w:val=""/>
+      <w:lvlJc w:val="left"/>
+      <w:pPr>
+        <w:ind w:left="2880" w:hanging="360"/>
+      </w:pPr>
+      <w:rPr>
+        <w:rFonts w:ascii="Wingdings" w:hAnsi="Wingdings" w:hint="default"/>
+      </w:rPr>
+    </w:lvl>
+    <w:lvl w:ilvl="3" w:tplc="40090001" w:tentative="1">
+      <w:start w:val="1"/>
+      <w:numFmt w:val="bullet"/>
+      <w:lvlText w:val=""/>
+      <w:lvlJc w:val="left"/>
+      <w:pPr>
+        <w:ind w:left="3600" w:hanging="360"/>
+      </w:pPr>
+      <w:rPr>
+        <w:rFonts w:ascii="Symbol" w:hAnsi="Symbol" w:hint="default"/>
+      </w:rPr>
+    </w:lvl>
+    <w:lvl w:ilvl="4" w:tplc="40090003" w:tentative="1">
+      <w:start w:val="1"/>
+      <w:numFmt w:val="bullet"/>
+      <w:lvlText w:val="o"/>
+      <w:lvlJc w:val="left"/>
+      <w:pPr>
+        <w:ind w:left="4320" w:hanging="360"/>
+      </w:pPr>
+      <w:rPr>
+        <w:rFonts w:ascii="Courier New" w:hAnsi="Courier New" w:cs="Courier New" w:hint="default"/>
+      </w:rPr>
+    </w:lvl>
+    <w:lvl w:ilvl="5" w:tplc="40090005" w:tentative="1">
+      <w:start w:val="1"/>
+      <w:numFmt w:val="bullet"/>
+      <w:lvlText w:val=""/>
+      <w:lvlJc w:val="left"/>
+      <w:pPr>
+        <w:ind w:left="5040" w:hanging="360"/>
+      </w:pPr>
+      <w:rPr>
+        <w:rFonts w:ascii="Wingdings" w:hAnsi="Wingdings" w:hint="default"/>
+      </w:rPr>
+    </w:lvl>
+    <w:lvl w:ilvl="6" w:tplc="40090001" w:tentative="1">
+      <w:start w:val="1"/>
+      <w:numFmt w:val="bullet"/>
+      <w:lvlText w:val=""/>
+      <w:lvlJc w:val="left"/>
+      <w:pPr>
+        <w:ind w:left="5760" w:hanging="360"/>
+      </w:pPr>
+      <w:rPr>
+        <w:rFonts w:ascii="Symbol" w:hAnsi="Symbol" w:hint="default"/>
+      </w:rPr>
+    </w:lvl>
+    <w:lvl w:ilvl="7" w:tplc="40090003" w:tentative="1">
+      <w:start w:val="1"/>
+      <w:numFmt w:val="bullet"/>
+      <w:lvlText w:val="o"/>
+      <w:lvlJc w:val="left"/>
+      <w:pPr>
+        <w:ind w:left="6480" w:hanging="360"/>
+      </w:pPr>
+      <w:rPr>
+        <w:rFonts w:ascii="Courier New" w:hAnsi="Courier New" w:cs="Courier New" w:hint="default"/>
+      </w:rPr>
+    </w:lvl>
+    <w:lvl w:ilvl="8" w:tplc="40090005" w:tentative="1">
+      <w:start w:val="1"/>
+      <w:numFmt w:val="bullet"/>
+      <w:lvlText w:val=""/>
+      <w:lvlJc w:val="left"/>
+      <w:pPr>
+        <w:ind w:left="7200" w:hanging="360"/>
+      </w:pPr>
+      <w:rPr>
+        <w:rFonts w:ascii="Wingdings" w:hAnsi="Wingdings" w:hint="default"/>
+      </w:rPr>
+    </w:lvl>
+  </w:abstractNum>
+  <w:abstractNum w:abstractNumId="5" w15:restartNumberingAfterBreak="0">
     <w:nsid w:val="2097000E"/>
     <w:multiLevelType w:val="hybridMultilevel"/>
     <w:tmpl w:val="874E2588"/>
@@ -2453,7 +2985,7 @@
       </w:rPr>
     </w:lvl>
   </w:abstractNum>
-  <w:abstractNum w:abstractNumId="3" w15:restartNumberingAfterBreak="0">
+  <w:abstractNum w:abstractNumId="6" w15:restartNumberingAfterBreak="0">
     <w:nsid w:val="274F3EB8"/>
     <w:multiLevelType w:val="multilevel"/>
     <w:tmpl w:val="9FF29A8C"/>
@@ -2566,7 +3098,7 @@
       </w:rPr>
     </w:lvl>
   </w:abstractNum>
-  <w:abstractNum w:abstractNumId="4" w15:restartNumberingAfterBreak="0">
+  <w:abstractNum w:abstractNumId="7" w15:restartNumberingAfterBreak="0">
     <w:nsid w:val="2D21769E"/>
     <w:multiLevelType w:val="multilevel"/>
     <w:tmpl w:val="DF0EC17C"/>
@@ -2679,7 +3211,7 @@
       </w:rPr>
     </w:lvl>
   </w:abstractNum>
-  <w:abstractNum w:abstractNumId="5" w15:restartNumberingAfterBreak="0">
+  <w:abstractNum w:abstractNumId="8" w15:restartNumberingAfterBreak="0">
     <w:nsid w:val="30FE4DFE"/>
     <w:multiLevelType w:val="multilevel"/>
     <w:tmpl w:val="7816432C"/>
@@ -2792,7 +3324,7 @@
       </w:rPr>
     </w:lvl>
   </w:abstractNum>
-  <w:abstractNum w:abstractNumId="6" w15:restartNumberingAfterBreak="0">
+  <w:abstractNum w:abstractNumId="9" w15:restartNumberingAfterBreak="0">
     <w:nsid w:val="49EA69B3"/>
     <w:multiLevelType w:val="multilevel"/>
     <w:tmpl w:val="9084BA74"/>
@@ -2905,7 +3437,7 @@
       </w:rPr>
     </w:lvl>
   </w:abstractNum>
-  <w:abstractNum w:abstractNumId="7" w15:restartNumberingAfterBreak="0">
+  <w:abstractNum w:abstractNumId="10" w15:restartNumberingAfterBreak="0">
     <w:nsid w:val="4A155D4F"/>
     <w:multiLevelType w:val="multilevel"/>
     <w:tmpl w:val="F77E51EC"/>
@@ -3018,7 +3550,7 @@
       </w:rPr>
     </w:lvl>
   </w:abstractNum>
-  <w:abstractNum w:abstractNumId="8" w15:restartNumberingAfterBreak="0">
+  <w:abstractNum w:abstractNumId="11" w15:restartNumberingAfterBreak="0">
     <w:nsid w:val="4FB34469"/>
     <w:multiLevelType w:val="multilevel"/>
     <w:tmpl w:val="84FEA3A2"/>
@@ -3131,7 +3663,120 @@
       </w:rPr>
     </w:lvl>
   </w:abstractNum>
-  <w:abstractNum w:abstractNumId="9" w15:restartNumberingAfterBreak="0">
+  <w:abstractNum w:abstractNumId="12" w15:restartNumberingAfterBreak="0">
+    <w:nsid w:val="51597E6E"/>
+    <w:multiLevelType w:val="hybridMultilevel"/>
+    <w:tmpl w:val="2902AED4"/>
+    <w:lvl w:ilvl="0" w:tplc="4009000B">
+      <w:start w:val="1"/>
+      <w:numFmt w:val="bullet"/>
+      <w:lvlText w:val=""/>
+      <w:lvlJc w:val="left"/>
+      <w:pPr>
+        <w:ind w:left="720" w:hanging="360"/>
+      </w:pPr>
+      <w:rPr>
+        <w:rFonts w:ascii="Wingdings" w:hAnsi="Wingdings" w:hint="default"/>
+      </w:rPr>
+    </w:lvl>
+    <w:lvl w:ilvl="1" w:tplc="40090003" w:tentative="1">
+      <w:start w:val="1"/>
+      <w:numFmt w:val="bullet"/>
+      <w:lvlText w:val="o"/>
+      <w:lvlJc w:val="left"/>
+      <w:pPr>
+        <w:ind w:left="1440" w:hanging="360"/>
+      </w:pPr>
+      <w:rPr>
+        <w:rFonts w:ascii="Courier New" w:hAnsi="Courier New" w:cs="Courier New" w:hint="default"/>
+      </w:rPr>
+    </w:lvl>
+    <w:lvl w:ilvl="2" w:tplc="40090005" w:tentative="1">
+      <w:start w:val="1"/>
+      <w:numFmt w:val="bullet"/>
+      <w:lvlText w:val=""/>
+      <w:lvlJc w:val="left"/>
+      <w:pPr>
+        <w:ind w:left="2160" w:hanging="360"/>
+      </w:pPr>
+      <w:rPr>
+        <w:rFonts w:ascii="Wingdings" w:hAnsi="Wingdings" w:hint="default"/>
+      </w:rPr>
+    </w:lvl>
+    <w:lvl w:ilvl="3" w:tplc="40090001" w:tentative="1">
+      <w:start w:val="1"/>
+      <w:numFmt w:val="bullet"/>
+      <w:lvlText w:val=""/>
+      <w:lvlJc w:val="left"/>
+      <w:pPr>
+        <w:ind w:left="2880" w:hanging="360"/>
+      </w:pPr>
+      <w:rPr>
+        <w:rFonts w:ascii="Symbol" w:hAnsi="Symbol" w:hint="default"/>
+      </w:rPr>
+    </w:lvl>
+    <w:lvl w:ilvl="4" w:tplc="40090003" w:tentative="1">
+      <w:start w:val="1"/>
+      <w:numFmt w:val="bullet"/>
+      <w:lvlText w:val="o"/>
+      <w:lvlJc w:val="left"/>
+      <w:pPr>
+        <w:ind w:left="3600" w:hanging="360"/>
+      </w:pPr>
+      <w:rPr>
+        <w:rFonts w:ascii="Courier New" w:hAnsi="Courier New" w:cs="Courier New" w:hint="default"/>
+      </w:rPr>
+    </w:lvl>
+    <w:lvl w:ilvl="5" w:tplc="40090005" w:tentative="1">
+      <w:start w:val="1"/>
+      <w:numFmt w:val="bullet"/>
+      <w:lvlText w:val=""/>
+      <w:lvlJc w:val="left"/>
+      <w:pPr>
+        <w:ind w:left="4320" w:hanging="360"/>
+      </w:pPr>
+      <w:rPr>
+        <w:rFonts w:ascii="Wingdings" w:hAnsi="Wingdings" w:hint="default"/>
+      </w:rPr>
+    </w:lvl>
+    <w:lvl w:ilvl="6" w:tplc="40090001" w:tentative="1">
+      <w:start w:val="1"/>
+      <w:numFmt w:val="bullet"/>
+      <w:lvlText w:val=""/>
+      <w:lvlJc w:val="left"/>
+      <w:pPr>
+        <w:ind w:left="5040" w:hanging="360"/>
+      </w:pPr>
+      <w:rPr>
+        <w:rFonts w:ascii="Symbol" w:hAnsi="Symbol" w:hint="default"/>
+      </w:rPr>
+    </w:lvl>
+    <w:lvl w:ilvl="7" w:tplc="40090003" w:tentative="1">
+      <w:start w:val="1"/>
+      <w:numFmt w:val="bullet"/>
+      <w:lvlText w:val="o"/>
+      <w:lvlJc w:val="left"/>
+      <w:pPr>
+        <w:ind w:left="5760" w:hanging="360"/>
+      </w:pPr>
+      <w:rPr>
+        <w:rFonts w:ascii="Courier New" w:hAnsi="Courier New" w:cs="Courier New" w:hint="default"/>
+      </w:rPr>
+    </w:lvl>
+    <w:lvl w:ilvl="8" w:tplc="40090005" w:tentative="1">
+      <w:start w:val="1"/>
+      <w:numFmt w:val="bullet"/>
+      <w:lvlText w:val=""/>
+      <w:lvlJc w:val="left"/>
+      <w:pPr>
+        <w:ind w:left="6480" w:hanging="360"/>
+      </w:pPr>
+      <w:rPr>
+        <w:rFonts w:ascii="Wingdings" w:hAnsi="Wingdings" w:hint="default"/>
+      </w:rPr>
+    </w:lvl>
+  </w:abstractNum>
+  <w:abstractNum w:abstractNumId="13" w15:restartNumberingAfterBreak="0">
     <w:nsid w:val="643C1761"/>
     <w:multiLevelType w:val="multilevel"/>
     <w:tmpl w:val="4A307B66"/>
@@ -3244,7 +3889,7 @@
       </w:rPr>
     </w:lvl>
   </w:abstractNum>
-  <w:abstractNum w:abstractNumId="10" w15:restartNumberingAfterBreak="0">
+  <w:abstractNum w:abstractNumId="14" w15:restartNumberingAfterBreak="0">
     <w:nsid w:val="6BAA3310"/>
     <w:multiLevelType w:val="hybridMultilevel"/>
     <w:tmpl w:val="41E08672"/>
@@ -3357,7 +4002,7 @@
       </w:rPr>
     </w:lvl>
   </w:abstractNum>
-  <w:abstractNum w:abstractNumId="11" w15:restartNumberingAfterBreak="0">
+  <w:abstractNum w:abstractNumId="15" w15:restartNumberingAfterBreak="0">
     <w:nsid w:val="74732D76"/>
     <w:multiLevelType w:val="multilevel"/>
     <w:tmpl w:val="7376EDFE"/>
@@ -3470,7 +4115,7 @@
       </w:rPr>
     </w:lvl>
   </w:abstractNum>
-  <w:abstractNum w:abstractNumId="12" w15:restartNumberingAfterBreak="0">
+  <w:abstractNum w:abstractNumId="16" w15:restartNumberingAfterBreak="0">
     <w:nsid w:val="7DD812A8"/>
     <w:multiLevelType w:val="multilevel"/>
     <w:tmpl w:val="E84C72B6"/>
@@ -3584,43 +4229,55 @@
     </w:lvl>
   </w:abstractNum>
   <w:num w:numId="1" w16cid:durableId="82772791">
-    <w:abstractNumId w:val="4"/>
+    <w:abstractNumId w:val="7"/>
   </w:num>
   <w:num w:numId="2" w16cid:durableId="629166425">
+    <w:abstractNumId w:val="8"/>
+  </w:num>
+  <w:num w:numId="3" w16cid:durableId="534856306">
+    <w:abstractNumId w:val="6"/>
+  </w:num>
+  <w:num w:numId="4" w16cid:durableId="641694594">
+    <w:abstractNumId w:val="13"/>
+  </w:num>
+  <w:num w:numId="5" w16cid:durableId="2030836234">
+    <w:abstractNumId w:val="15"/>
+  </w:num>
+  <w:num w:numId="6" w16cid:durableId="1689720274">
+    <w:abstractNumId w:val="11"/>
+  </w:num>
+  <w:num w:numId="7" w16cid:durableId="1888686645">
+    <w:abstractNumId w:val="1"/>
+  </w:num>
+  <w:num w:numId="8" w16cid:durableId="602028814">
+    <w:abstractNumId w:val="9"/>
+  </w:num>
+  <w:num w:numId="9" w16cid:durableId="2043899516">
+    <w:abstractNumId w:val="10"/>
+  </w:num>
+  <w:num w:numId="10" w16cid:durableId="509295554">
+    <w:abstractNumId w:val="16"/>
+  </w:num>
+  <w:num w:numId="11" w16cid:durableId="1224632660">
+    <w:abstractNumId w:val="2"/>
+  </w:num>
+  <w:num w:numId="12" w16cid:durableId="1211302995">
     <w:abstractNumId w:val="5"/>
   </w:num>
-  <w:num w:numId="3" w16cid:durableId="534856306">
+  <w:num w:numId="13" w16cid:durableId="1738432484">
+    <w:abstractNumId w:val="14"/>
+  </w:num>
+  <w:num w:numId="14" w16cid:durableId="1541631953">
+    <w:abstractNumId w:val="0"/>
+  </w:num>
+  <w:num w:numId="15" w16cid:durableId="632642364">
+    <w:abstractNumId w:val="12"/>
+  </w:num>
+  <w:num w:numId="16" w16cid:durableId="1857648301">
     <w:abstractNumId w:val="3"/>
   </w:num>
-  <w:num w:numId="4" w16cid:durableId="641694594">
-    <w:abstractNumId w:val="9"/>
-  </w:num>
-  <w:num w:numId="5" w16cid:durableId="2030836234">
-    <w:abstractNumId w:val="11"/>
-  </w:num>
-  <w:num w:numId="6" w16cid:durableId="1689720274">
-    <w:abstractNumId w:val="8"/>
-  </w:num>
-  <w:num w:numId="7" w16cid:durableId="1888686645">
-    <w:abstractNumId w:val="0"/>
-  </w:num>
-  <w:num w:numId="8" w16cid:durableId="602028814">
-    <w:abstractNumId w:val="6"/>
-  </w:num>
-  <w:num w:numId="9" w16cid:durableId="2043899516">
-    <w:abstractNumId w:val="7"/>
-  </w:num>
-  <w:num w:numId="10" w16cid:durableId="509295554">
-    <w:abstractNumId w:val="12"/>
-  </w:num>
-  <w:num w:numId="11" w16cid:durableId="1224632660">
-    <w:abstractNumId w:val="1"/>
-  </w:num>
-  <w:num w:numId="12" w16cid:durableId="1211302995">
-    <w:abstractNumId w:val="2"/>
-  </w:num>
-  <w:num w:numId="13" w16cid:durableId="1738432484">
-    <w:abstractNumId w:val="10"/>
+  <w:num w:numId="17" w16cid:durableId="1456682070">
+    <w:abstractNumId w:val="4"/>
   </w:num>
 </w:numbering>
 </file>
@@ -4299,7 +4956,6 @@
     <w:rPr>
       <w:color w:val="000080"/>
       <w:u w:val="single"/>
-      <w:lang/>
     </w:rPr>
   </w:style>
   <w:style w:type="character" w:customStyle="1" w:styleId="Bullets">
@@ -4797,6 +5453,28 @@
       <w:contextualSpacing/>
     </w:pPr>
   </w:style>
+  <w:style w:type="character" w:customStyle="1" w:styleId="vanity-namedomain">
+    <w:name w:val="vanity-name__domain"/>
+    <w:basedOn w:val="DefaultParagraphFont"/>
+    <w:rsid w:val="000121E3"/>
+  </w:style>
+  <w:style w:type="character" w:customStyle="1" w:styleId="break-words">
+    <w:name w:val="break-words"/>
+    <w:basedOn w:val="DefaultParagraphFont"/>
+    <w:rsid w:val="000121E3"/>
+  </w:style>
+  <w:style w:type="character" w:styleId="UnresolvedMention">
+    <w:name w:val="Unresolved Mention"/>
+    <w:basedOn w:val="DefaultParagraphFont"/>
+    <w:uiPriority w:val="99"/>
+    <w:semiHidden/>
+    <w:unhideWhenUsed/>
+    <w:rsid w:val="00381A78"/>
+    <w:rPr>
+      <w:color w:val="605E5C"/>
+      <w:shd w:val="clear" w:color="auto" w:fill="E1DFDD"/>
+    </w:rPr>
+  </w:style>
 </w:styles>
 </file>
 
